--- a/3semestre/verificacao/TDE1-entrega1.docx
+++ b/3semestre/verificacao/TDE1-entrega1.docx
@@ -3,1104 +3,9 @@
 <w:document xmlns:wpc="http://schemas.microsoft.com/office/word/2010/wordprocessingCanvas" xmlns:cx="http://schemas.microsoft.com/office/drawing/2014/chartex" xmlns:cx1="http://schemas.microsoft.com/office/drawing/2015/9/8/chartex" xmlns:cx2="http://schemas.microsoft.com/office/drawing/2015/10/21/chartex" xmlns:cx3="http://schemas.microsoft.com/office/drawing/2016/5/9/chartex" xmlns:cx4="http://schemas.microsoft.com/office/drawing/2016/5/10/chartex" xmlns:cx5="http://schemas.microsoft.com/office/drawing/2016/5/11/chartex" xmlns:cx6="http://schemas.microsoft.com/office/drawing/2016/5/12/chartex" xmlns:cx7="http://schemas.microsoft.com/office/drawing/2016/5/13/chartex" xmlns:cx8="http://schemas.microsoft.com/office/drawing/2016/5/14/chartex" xmlns:mc="http://schemas.openxmlformats.org/markup-compatibility/2006" xmlns:aink="http://schemas.microsoft.com/office/drawing/2016/ink" xmlns:am3d="http://schemas.microsoft.com/office/drawing/2017/model3d" xmlns:o="urn:schemas-microsoft-com:office:office" xmlns:oel="http://schemas.microsoft.com/office/2019/extlst" xmlns:r="http://schemas.openxmlformats.org/officeDocument/2006/relationships" xmlns:m="http://schemas.openxmlformats.org/officeDocument/2006/math" xmlns:v="urn:schemas-microsoft-com:vml" xmlns:wp14="http://schemas.microsoft.com/office/word/2010/wordprocessingDrawing" xmlns:wp="http://schemas.openxmlformats.org/drawingml/2006/wordprocessingDrawing" xmlns:w10="urn:schemas-microsoft-com:office:word" xmlns:w="http://schemas.openxmlformats.org/wordprocessingml/2006/main" xmlns:w14="http://schemas.microsoft.com/office/word/2010/wordml" xmlns:w15="http://schemas.microsoft.com/office/word/2012/wordml" xmlns:w16cex="http://schemas.microsoft.com/office/word/2018/wordml/cex" xmlns:w16cid="http://schemas.microsoft.com/office/word/2016/wordml/cid" xmlns:w16="http://schemas.microsoft.com/office/word/2018/wordml" xmlns:w16du="http://schemas.microsoft.com/office/word/2023/wordml/word16du" xmlns:w16sdtdh="http://schemas.microsoft.com/office/word/2020/wordml/sdtdatahash" xmlns:w16sdtfl="http://schemas.microsoft.com/office/word/2024/wordml/sdtformatlock" xmlns:w16se="http://schemas.microsoft.com/office/word/2015/wordml/symex" xmlns:wpg="http://schemas.microsoft.com/office/word/2010/wordprocessingGroup" xmlns:wpi="http://schemas.microsoft.com/office/word/2010/wordprocessingInk" xmlns:wne="http://schemas.microsoft.com/office/word/2006/wordml" xmlns:wps="http://schemas.microsoft.com/office/word/2010/wordprocessingShape" mc:Ignorable="w14 w15 w16se w16cid w16 w16cex w16sdtdh w16sdtfl w16du wp14">
   <w:body>
     <w:p>
-      <w:pPr>
-        <w:spacing w:before="100" w:beforeAutospacing="1" w:after="100" w:afterAutospacing="1" w:line="240" w:lineRule="auto"/>
-        <w:outlineLvl w:val="2"/>
-        <w:rPr>
-          <w:rFonts w:ascii="Arial" w:eastAsia="Times New Roman" w:hAnsi="Arial" w:cs="Arial"/>
-          <w:b/>
-          <w:bCs/>
-          <w:kern w:val="0"/>
-          <w:sz w:val="27"/>
-          <w:szCs w:val="27"/>
-          <w:lang w:eastAsia="pt-BR"/>
-          <w14:ligatures w14:val="none"/>
-        </w:rPr>
-      </w:pPr>
       <w:r>
-        <w:rPr>
-          <w:rFonts w:ascii="Arial" w:eastAsia="Times New Roman" w:hAnsi="Arial" w:cs="Arial"/>
-          <w:b/>
-          <w:bCs/>
-          <w:kern w:val="0"/>
-          <w:sz w:val="27"/>
-          <w:szCs w:val="27"/>
-          <w:lang w:eastAsia="pt-BR"/>
-          <w14:ligatures w14:val="none"/>
-        </w:rPr>
-        <w:t>Seção 1: Descrição do Software</w:t>
+        <w:t>A fazer</w:t>
       </w:r>
-    </w:p>
-    <w:p>
-      <w:pPr>
-        <w:numPr>
-          <w:ilvl w:val="0"/>
-          <w:numId w:val="1"/>
-        </w:numPr>
-        <w:spacing w:before="100" w:beforeAutospacing="1" w:after="100" w:afterAutospacing="1" w:line="240" w:lineRule="auto"/>
-        <w:rPr>
-          <w:rFonts w:ascii="Arial" w:eastAsia="Times New Roman" w:hAnsi="Arial" w:cs="Arial"/>
-          <w:kern w:val="0"/>
-          <w:lang w:eastAsia="pt-BR"/>
-          <w14:ligatures w14:val="none"/>
-        </w:rPr>
-      </w:pPr>
-      <w:r>
-        <w:rPr>
-          <w:rFonts w:ascii="Arial" w:eastAsia="Times New Roman" w:hAnsi="Arial" w:cs="Arial"/>
-          <w:b/>
-          <w:bCs/>
-          <w:kern w:val="0"/>
-          <w:lang w:eastAsia="pt-BR"/>
-          <w14:ligatures w14:val="none"/>
-        </w:rPr>
-        <w:t>Nome do Projeto:</w:t>
-      </w:r>
-      <w:r>
-        <w:rPr>
-          <w:rFonts w:ascii="Arial" w:eastAsia="Times New Roman" w:hAnsi="Arial" w:cs="Arial"/>
-          <w:kern w:val="0"/>
-          <w:lang w:eastAsia="pt-BR"/>
-          <w14:ligatures w14:val="none"/>
-        </w:rPr>
-        <w:t xml:space="preserve"> Bank Management System</w:t>
-      </w:r>
-    </w:p>
-    <w:p>
-      <w:pPr>
-        <w:numPr>
-          <w:ilvl w:val="0"/>
-          <w:numId w:val="1"/>
-        </w:numPr>
-        <w:spacing w:before="100" w:beforeAutospacing="1" w:after="100" w:afterAutospacing="1" w:line="240" w:lineRule="auto"/>
-        <w:rPr>
-          <w:rFonts w:ascii="Arial" w:eastAsia="Times New Roman" w:hAnsi="Arial" w:cs="Arial"/>
-          <w:kern w:val="0"/>
-          <w:lang w:eastAsia="pt-BR"/>
-          <w14:ligatures w14:val="none"/>
-        </w:rPr>
-      </w:pPr>
-      <w:r>
-        <w:rPr>
-          <w:rFonts w:ascii="Arial" w:eastAsia="Times New Roman" w:hAnsi="Arial" w:cs="Arial"/>
-          <w:b/>
-          <w:bCs/>
-          <w:kern w:val="0"/>
-          <w:lang w:eastAsia="pt-BR"/>
-          <w14:ligatures w14:val="none"/>
-        </w:rPr>
-        <w:t>Contexto e Propósito:</w:t>
-      </w:r>
-      <w:r>
-        <w:rPr>
-          <w:rFonts w:ascii="Arial" w:eastAsia="Times New Roman" w:hAnsi="Arial" w:cs="Arial"/>
-          <w:kern w:val="0"/>
-          <w:lang w:eastAsia="pt-BR"/>
-          <w14:ligatures w14:val="none"/>
-        </w:rPr>
-        <w:t xml:space="preserve"> O "Bank Management System" é uma aplicação de desktop desenvolvida em </w:t>
-      </w:r>
-      <w:r>
-        <w:rPr>
-          <w:rFonts w:ascii="Arial" w:eastAsia="Times New Roman" w:hAnsi="Arial" w:cs="Arial"/>
-          <w:b/>
-          <w:bCs/>
-          <w:kern w:val="0"/>
-          <w:lang w:eastAsia="pt-BR"/>
-          <w14:ligatures w14:val="none"/>
-        </w:rPr>
-        <w:t>Java</w:t>
-      </w:r>
-      <w:r>
-        <w:rPr>
-          <w:rFonts w:ascii="Arial" w:eastAsia="Times New Roman" w:hAnsi="Arial" w:cs="Arial"/>
-          <w:kern w:val="0"/>
-          <w:lang w:eastAsia="pt-BR"/>
-          <w14:ligatures w14:val="none"/>
-        </w:rPr>
-        <w:t xml:space="preserve">, utilizando a biblioteca gráfica </w:t>
-      </w:r>
-      <w:r>
-        <w:rPr>
-          <w:rFonts w:ascii="Arial" w:eastAsia="Times New Roman" w:hAnsi="Arial" w:cs="Arial"/>
-          <w:b/>
-          <w:bCs/>
-          <w:kern w:val="0"/>
-          <w:lang w:eastAsia="pt-BR"/>
-          <w14:ligatures w14:val="none"/>
-        </w:rPr>
-        <w:t>Swing</w:t>
-      </w:r>
-      <w:r>
-        <w:rPr>
-          <w:rFonts w:ascii="Arial" w:eastAsia="Times New Roman" w:hAnsi="Arial" w:cs="Arial"/>
-          <w:kern w:val="0"/>
-          <w:lang w:eastAsia="pt-BR"/>
-          <w14:ligatures w14:val="none"/>
-        </w:rPr>
-        <w:t xml:space="preserve"> para a interface do usuário. O propósito do software é fornecer uma interface simples para realizar operações bancárias fundamentais. O sistema se conecta a um banco de dados </w:t>
-      </w:r>
-      <w:r>
-        <w:rPr>
-          <w:rFonts w:ascii="Arial" w:eastAsia="Times New Roman" w:hAnsi="Arial" w:cs="Arial"/>
-          <w:b/>
-          <w:bCs/>
-          <w:kern w:val="0"/>
-          <w:lang w:eastAsia="pt-BR"/>
-          <w14:ligatures w14:val="none"/>
-        </w:rPr>
-        <w:t>Oracle</w:t>
-      </w:r>
-      <w:r>
-        <w:rPr>
-          <w:rFonts w:ascii="Arial" w:eastAsia="Times New Roman" w:hAnsi="Arial" w:cs="Arial"/>
-          <w:kern w:val="0"/>
-          <w:lang w:eastAsia="pt-BR"/>
-          <w14:ligatures w14:val="none"/>
-        </w:rPr>
-        <w:t xml:space="preserve"> para persistir os dados das contas, permitindo que as informações sejam armazenadas e manipuladas de forma segura e consistente.</w:t>
-      </w:r>
-    </w:p>
-    <w:p>
-      <w:pPr>
-        <w:numPr>
-          <w:ilvl w:val="0"/>
-          <w:numId w:val="1"/>
-        </w:numPr>
-        <w:spacing w:before="100" w:beforeAutospacing="1" w:after="100" w:afterAutospacing="1" w:line="240" w:lineRule="auto"/>
-        <w:rPr>
-          <w:rFonts w:ascii="Arial" w:eastAsia="Times New Roman" w:hAnsi="Arial" w:cs="Arial"/>
-          <w:kern w:val="0"/>
-          <w:lang w:eastAsia="pt-BR"/>
-          <w14:ligatures w14:val="none"/>
-        </w:rPr>
-      </w:pPr>
-      <w:r>
-        <w:rPr>
-          <w:rFonts w:ascii="Arial" w:eastAsia="Times New Roman" w:hAnsi="Arial" w:cs="Arial"/>
-          <w:b/>
-          <w:bCs/>
-          <w:kern w:val="0"/>
-          <w:lang w:eastAsia="pt-BR"/>
-          <w14:ligatures w14:val="none"/>
-        </w:rPr>
-        <w:t>Principais Funcionalidades:</w:t>
-      </w:r>
-      <w:r>
-        <w:rPr>
-          <w:rFonts w:ascii="Arial" w:eastAsia="Times New Roman" w:hAnsi="Arial" w:cs="Arial"/>
-          <w:kern w:val="0"/>
-          <w:lang w:eastAsia="pt-BR"/>
-          <w14:ligatures w14:val="none"/>
-        </w:rPr>
-        <w:t xml:space="preserve"> O sistema é centralizado em uma tela inicial que dá acesso às seguintes funcionalidades:</w:t>
-      </w:r>
-    </w:p>
-    <w:p>
-      <w:pPr>
-        <w:numPr>
-          <w:ilvl w:val="1"/>
-          <w:numId w:val="1"/>
-        </w:numPr>
-        <w:spacing w:before="100" w:beforeAutospacing="1" w:after="100" w:afterAutospacing="1" w:line="240" w:lineRule="auto"/>
-        <w:rPr>
-          <w:rFonts w:ascii="Arial" w:eastAsia="Times New Roman" w:hAnsi="Arial" w:cs="Arial"/>
-          <w:kern w:val="0"/>
-          <w:lang w:eastAsia="pt-BR"/>
-          <w14:ligatures w14:val="none"/>
-        </w:rPr>
-      </w:pPr>
-      <w:r>
-        <w:rPr>
-          <w:rFonts w:ascii="Arial" w:eastAsia="Times New Roman" w:hAnsi="Arial" w:cs="Arial"/>
-          <w:b/>
-          <w:bCs/>
-          <w:kern w:val="0"/>
-          <w:lang w:eastAsia="pt-BR"/>
-          <w14:ligatures w14:val="none"/>
-        </w:rPr>
-        <w:t>Abrir Nova Conta (</w:t>
-      </w:r>
-      <w:proofErr w:type="spellStart"/>
-      <w:r>
-        <w:rPr>
-          <w:rFonts w:ascii="Arial" w:eastAsia="Times New Roman" w:hAnsi="Arial" w:cs="Arial"/>
-          <w:b/>
-          <w:bCs/>
-          <w:kern w:val="0"/>
-          <w:sz w:val="20"/>
-          <w:szCs w:val="20"/>
-          <w:lang w:eastAsia="pt-BR"/>
-          <w14:ligatures w14:val="none"/>
-        </w:rPr>
-        <w:t>createaccount</w:t>
-      </w:r>
-      <w:proofErr w:type="spellEnd"/>
-      <w:r>
-        <w:rPr>
-          <w:rFonts w:ascii="Arial" w:eastAsia="Times New Roman" w:hAnsi="Arial" w:cs="Arial"/>
-          <w:b/>
-          <w:bCs/>
-          <w:kern w:val="0"/>
-          <w:lang w:eastAsia="pt-BR"/>
-          <w14:ligatures w14:val="none"/>
-        </w:rPr>
-        <w:t>):</w:t>
-      </w:r>
-      <w:r>
-        <w:rPr>
-          <w:rFonts w:ascii="Arial" w:eastAsia="Times New Roman" w:hAnsi="Arial" w:cs="Arial"/>
-          <w:kern w:val="0"/>
-          <w:lang w:eastAsia="pt-BR"/>
-          <w14:ligatures w14:val="none"/>
-        </w:rPr>
-        <w:t xml:space="preserve"> Permite o cadastro de um novo cliente no banco, salvando informações como número da conta, nome, documentos e saldo inicial.</w:t>
-      </w:r>
-    </w:p>
-    <w:p>
-      <w:pPr>
-        <w:numPr>
-          <w:ilvl w:val="1"/>
-          <w:numId w:val="1"/>
-        </w:numPr>
-        <w:spacing w:before="100" w:beforeAutospacing="1" w:after="100" w:afterAutospacing="1" w:line="240" w:lineRule="auto"/>
-        <w:rPr>
-          <w:rFonts w:ascii="Arial" w:eastAsia="Times New Roman" w:hAnsi="Arial" w:cs="Arial"/>
-          <w:kern w:val="0"/>
-          <w:lang w:eastAsia="pt-BR"/>
-          <w14:ligatures w14:val="none"/>
-        </w:rPr>
-      </w:pPr>
-      <w:r>
-        <w:rPr>
-          <w:rFonts w:ascii="Arial" w:eastAsia="Times New Roman" w:hAnsi="Arial" w:cs="Arial"/>
-          <w:b/>
-          <w:bCs/>
-          <w:kern w:val="0"/>
-          <w:lang w:eastAsia="pt-BR"/>
-          <w14:ligatures w14:val="none"/>
-        </w:rPr>
-        <w:t>Saque (</w:t>
-      </w:r>
-      <w:proofErr w:type="spellStart"/>
-      <w:r>
-        <w:rPr>
-          <w:rFonts w:ascii="Arial" w:eastAsia="Times New Roman" w:hAnsi="Arial" w:cs="Arial"/>
-          <w:b/>
-          <w:bCs/>
-          <w:kern w:val="0"/>
-          <w:sz w:val="20"/>
-          <w:szCs w:val="20"/>
-          <w:lang w:eastAsia="pt-BR"/>
-          <w14:ligatures w14:val="none"/>
-        </w:rPr>
-        <w:t>withdraw</w:t>
-      </w:r>
-      <w:proofErr w:type="spellEnd"/>
-      <w:r>
-        <w:rPr>
-          <w:rFonts w:ascii="Arial" w:eastAsia="Times New Roman" w:hAnsi="Arial" w:cs="Arial"/>
-          <w:b/>
-          <w:bCs/>
-          <w:kern w:val="0"/>
-          <w:lang w:eastAsia="pt-BR"/>
-          <w14:ligatures w14:val="none"/>
-        </w:rPr>
-        <w:t>):</w:t>
-      </w:r>
-      <w:r>
-        <w:rPr>
-          <w:rFonts w:ascii="Arial" w:eastAsia="Times New Roman" w:hAnsi="Arial" w:cs="Arial"/>
-          <w:kern w:val="0"/>
-          <w:lang w:eastAsia="pt-BR"/>
-          <w14:ligatures w14:val="none"/>
-        </w:rPr>
-        <w:t xml:space="preserve"> Realiza a retirada de um valor da conta de um cliente, atualizando o saldo no banco de dados após verificar se o saldo é suficiente.</w:t>
-      </w:r>
-    </w:p>
-    <w:p>
-      <w:pPr>
-        <w:numPr>
-          <w:ilvl w:val="1"/>
-          <w:numId w:val="1"/>
-        </w:numPr>
-        <w:spacing w:before="100" w:beforeAutospacing="1" w:after="100" w:afterAutospacing="1" w:line="240" w:lineRule="auto"/>
-        <w:rPr>
-          <w:rFonts w:ascii="Arial" w:eastAsia="Times New Roman" w:hAnsi="Arial" w:cs="Arial"/>
-          <w:kern w:val="0"/>
-          <w:lang w:eastAsia="pt-BR"/>
-          <w14:ligatures w14:val="none"/>
-        </w:rPr>
-      </w:pPr>
-      <w:r>
-        <w:rPr>
-          <w:rFonts w:ascii="Arial" w:eastAsia="Times New Roman" w:hAnsi="Arial" w:cs="Arial"/>
-          <w:b/>
-          <w:bCs/>
-          <w:kern w:val="0"/>
-          <w:lang w:eastAsia="pt-BR"/>
-          <w14:ligatures w14:val="none"/>
-        </w:rPr>
-        <w:t>Depósito (</w:t>
-      </w:r>
-      <w:proofErr w:type="spellStart"/>
-      <w:r>
-        <w:rPr>
-          <w:rFonts w:ascii="Arial" w:eastAsia="Times New Roman" w:hAnsi="Arial" w:cs="Arial"/>
-          <w:b/>
-          <w:bCs/>
-          <w:kern w:val="0"/>
-          <w:sz w:val="20"/>
-          <w:szCs w:val="20"/>
-          <w:lang w:eastAsia="pt-BR"/>
-          <w14:ligatures w14:val="none"/>
-        </w:rPr>
-        <w:t>deposit</w:t>
-      </w:r>
-      <w:proofErr w:type="spellEnd"/>
-      <w:r>
-        <w:rPr>
-          <w:rFonts w:ascii="Arial" w:eastAsia="Times New Roman" w:hAnsi="Arial" w:cs="Arial"/>
-          <w:b/>
-          <w:bCs/>
-          <w:kern w:val="0"/>
-          <w:lang w:eastAsia="pt-BR"/>
-          <w14:ligatures w14:val="none"/>
-        </w:rPr>
-        <w:t>):</w:t>
-      </w:r>
-      <w:r>
-        <w:rPr>
-          <w:rFonts w:ascii="Arial" w:eastAsia="Times New Roman" w:hAnsi="Arial" w:cs="Arial"/>
-          <w:kern w:val="0"/>
-          <w:lang w:eastAsia="pt-BR"/>
-          <w14:ligatures w14:val="none"/>
-        </w:rPr>
-        <w:t xml:space="preserve"> Adiciona um valor à conta de um cliente, atualizando o saldo correspondente.</w:t>
-      </w:r>
-    </w:p>
-    <w:p>
-      <w:pPr>
-        <w:numPr>
-          <w:ilvl w:val="1"/>
-          <w:numId w:val="1"/>
-        </w:numPr>
-        <w:spacing w:before="100" w:beforeAutospacing="1" w:after="100" w:afterAutospacing="1" w:line="240" w:lineRule="auto"/>
-        <w:rPr>
-          <w:rFonts w:ascii="Arial" w:eastAsia="Times New Roman" w:hAnsi="Arial" w:cs="Arial"/>
-          <w:kern w:val="0"/>
-          <w:lang w:eastAsia="pt-BR"/>
-          <w14:ligatures w14:val="none"/>
-        </w:rPr>
-      </w:pPr>
-      <w:r>
-        <w:rPr>
-          <w:rFonts w:ascii="Arial" w:eastAsia="Times New Roman" w:hAnsi="Arial" w:cs="Arial"/>
-          <w:b/>
-          <w:bCs/>
-          <w:kern w:val="0"/>
-          <w:lang w:eastAsia="pt-BR"/>
-          <w14:ligatures w14:val="none"/>
-        </w:rPr>
-        <w:t>Verificar Saldo (</w:t>
-      </w:r>
-      <w:proofErr w:type="spellStart"/>
-      <w:r>
-        <w:rPr>
-          <w:rFonts w:ascii="Arial" w:eastAsia="Times New Roman" w:hAnsi="Arial" w:cs="Arial"/>
-          <w:b/>
-          <w:bCs/>
-          <w:kern w:val="0"/>
-          <w:sz w:val="20"/>
-          <w:szCs w:val="20"/>
-          <w:lang w:eastAsia="pt-BR"/>
-          <w14:ligatures w14:val="none"/>
-        </w:rPr>
-        <w:t>searchbyaccountnumber</w:t>
-      </w:r>
-      <w:proofErr w:type="spellEnd"/>
-      <w:r>
-        <w:rPr>
-          <w:rFonts w:ascii="Arial" w:eastAsia="Times New Roman" w:hAnsi="Arial" w:cs="Arial"/>
-          <w:b/>
-          <w:bCs/>
-          <w:kern w:val="0"/>
-          <w:lang w:eastAsia="pt-BR"/>
-          <w14:ligatures w14:val="none"/>
-        </w:rPr>
-        <w:t>):</w:t>
-      </w:r>
-      <w:r>
-        <w:rPr>
-          <w:rFonts w:ascii="Arial" w:eastAsia="Times New Roman" w:hAnsi="Arial" w:cs="Arial"/>
-          <w:kern w:val="0"/>
-          <w:lang w:eastAsia="pt-BR"/>
-          <w14:ligatures w14:val="none"/>
-        </w:rPr>
-        <w:t xml:space="preserve"> Consulta e exibe os dados de uma conta específica (nome, número e saldo) a partir do número da conta.</w:t>
-      </w:r>
-    </w:p>
-    <w:p>
-      <w:pPr>
-        <w:numPr>
-          <w:ilvl w:val="1"/>
-          <w:numId w:val="1"/>
-        </w:numPr>
-        <w:spacing w:before="100" w:beforeAutospacing="1" w:after="100" w:afterAutospacing="1" w:line="240" w:lineRule="auto"/>
-        <w:rPr>
-          <w:rFonts w:ascii="Arial" w:eastAsia="Times New Roman" w:hAnsi="Arial" w:cs="Arial"/>
-          <w:kern w:val="0"/>
-          <w:lang w:eastAsia="pt-BR"/>
-          <w14:ligatures w14:val="none"/>
-        </w:rPr>
-      </w:pPr>
-      <w:r>
-        <w:rPr>
-          <w:rFonts w:ascii="Arial" w:eastAsia="Times New Roman" w:hAnsi="Arial" w:cs="Arial"/>
-          <w:b/>
-          <w:bCs/>
-          <w:kern w:val="0"/>
-          <w:lang w:eastAsia="pt-BR"/>
-          <w14:ligatures w14:val="none"/>
-        </w:rPr>
-        <w:t>Fechar Conta (</w:t>
-      </w:r>
-      <w:proofErr w:type="spellStart"/>
-      <w:r>
-        <w:rPr>
-          <w:rFonts w:ascii="Arial" w:eastAsia="Times New Roman" w:hAnsi="Arial" w:cs="Arial"/>
-          <w:b/>
-          <w:bCs/>
-          <w:kern w:val="0"/>
-          <w:sz w:val="20"/>
-          <w:szCs w:val="20"/>
-          <w:lang w:eastAsia="pt-BR"/>
-          <w14:ligatures w14:val="none"/>
-        </w:rPr>
-        <w:t>closeaccount</w:t>
-      </w:r>
-      <w:proofErr w:type="spellEnd"/>
-      <w:r>
-        <w:rPr>
-          <w:rFonts w:ascii="Arial" w:eastAsia="Times New Roman" w:hAnsi="Arial" w:cs="Arial"/>
-          <w:b/>
-          <w:bCs/>
-          <w:kern w:val="0"/>
-          <w:lang w:eastAsia="pt-BR"/>
-          <w14:ligatures w14:val="none"/>
-        </w:rPr>
-        <w:t>):</w:t>
-      </w:r>
-      <w:r>
-        <w:rPr>
-          <w:rFonts w:ascii="Arial" w:eastAsia="Times New Roman" w:hAnsi="Arial" w:cs="Arial"/>
-          <w:kern w:val="0"/>
-          <w:lang w:eastAsia="pt-BR"/>
-          <w14:ligatures w14:val="none"/>
-        </w:rPr>
-        <w:t xml:space="preserve"> Remove permanentemente o registro de uma conta do banco de dados.</w:t>
-      </w:r>
-    </w:p>
-    <w:p>
-      <w:pPr>
-        <w:numPr>
-          <w:ilvl w:val="1"/>
-          <w:numId w:val="1"/>
-        </w:numPr>
-        <w:spacing w:before="100" w:beforeAutospacing="1" w:after="100" w:afterAutospacing="1" w:line="240" w:lineRule="auto"/>
-        <w:rPr>
-          <w:rFonts w:ascii="Arial" w:eastAsia="Times New Roman" w:hAnsi="Arial" w:cs="Arial"/>
-          <w:kern w:val="0"/>
-          <w:lang w:eastAsia="pt-BR"/>
-          <w14:ligatures w14:val="none"/>
-        </w:rPr>
-      </w:pPr>
-      <w:r>
-        <w:rPr>
-          <w:rFonts w:ascii="Arial" w:eastAsia="Times New Roman" w:hAnsi="Arial" w:cs="Arial"/>
-          <w:b/>
-          <w:bCs/>
-          <w:kern w:val="0"/>
-          <w:lang w:eastAsia="pt-BR"/>
-          <w14:ligatures w14:val="none"/>
-        </w:rPr>
-        <w:t>Sair (</w:t>
-      </w:r>
-      <w:r>
-        <w:rPr>
-          <w:rFonts w:ascii="Arial" w:eastAsia="Times New Roman" w:hAnsi="Arial" w:cs="Arial"/>
-          <w:b/>
-          <w:bCs/>
-          <w:kern w:val="0"/>
-          <w:sz w:val="20"/>
-          <w:szCs w:val="20"/>
-          <w:lang w:eastAsia="pt-BR"/>
-          <w14:ligatures w14:val="none"/>
-        </w:rPr>
-        <w:t>EXIT</w:t>
-      </w:r>
-      <w:r>
-        <w:rPr>
-          <w:rFonts w:ascii="Arial" w:eastAsia="Times New Roman" w:hAnsi="Arial" w:cs="Arial"/>
-          <w:b/>
-          <w:bCs/>
-          <w:kern w:val="0"/>
-          <w:lang w:eastAsia="pt-BR"/>
-          <w14:ligatures w14:val="none"/>
-        </w:rPr>
-        <w:t>):</w:t>
-      </w:r>
-      <w:r>
-        <w:rPr>
-          <w:rFonts w:ascii="Arial" w:eastAsia="Times New Roman" w:hAnsi="Arial" w:cs="Arial"/>
-          <w:kern w:val="0"/>
-          <w:lang w:eastAsia="pt-BR"/>
-          <w14:ligatures w14:val="none"/>
-        </w:rPr>
-        <w:t xml:space="preserve"> Encerra a aplicação.</w:t>
-      </w:r>
-    </w:p>
-    <w:p>
-      <w:pPr>
-        <w:spacing w:before="100" w:beforeAutospacing="1" w:after="100" w:afterAutospacing="1" w:line="240" w:lineRule="auto"/>
-        <w:outlineLvl w:val="2"/>
-        <w:rPr>
-          <w:rFonts w:ascii="Arial" w:eastAsia="Times New Roman" w:hAnsi="Arial" w:cs="Arial"/>
-          <w:b/>
-          <w:bCs/>
-          <w:kern w:val="0"/>
-          <w:sz w:val="27"/>
-          <w:szCs w:val="27"/>
-          <w:lang w:eastAsia="pt-BR"/>
-          <w14:ligatures w14:val="none"/>
-        </w:rPr>
-      </w:pPr>
-      <w:r>
-        <w:rPr>
-          <w:rFonts w:ascii="Arial" w:eastAsia="Times New Roman" w:hAnsi="Arial" w:cs="Arial"/>
-          <w:b/>
-          <w:bCs/>
-          <w:kern w:val="0"/>
-          <w:sz w:val="27"/>
-          <w:szCs w:val="27"/>
-          <w:lang w:eastAsia="pt-BR"/>
-          <w14:ligatures w14:val="none"/>
-        </w:rPr>
-        <w:t>Seção 2: Métricas de Código</w:t>
-      </w:r>
-    </w:p>
-    <w:p>
-      <w:pPr>
-        <w:spacing w:before="100" w:beforeAutospacing="1" w:after="100" w:afterAutospacing="1" w:line="240" w:lineRule="auto"/>
-        <w:outlineLvl w:val="2"/>
-        <w:rPr>
-          <w:rFonts w:ascii="Arial" w:eastAsia="Times New Roman" w:hAnsi="Arial" w:cs="Arial"/>
-          <w:b/>
-          <w:bCs/>
-          <w:kern w:val="0"/>
-          <w:sz w:val="27"/>
-          <w:szCs w:val="27"/>
-          <w:lang w:eastAsia="pt-BR"/>
-          <w14:ligatures w14:val="none"/>
-        </w:rPr>
-      </w:pPr>
-      <w:r>
-        <w:rPr>
-          <w:rFonts w:ascii="Arial" w:eastAsia="Times New Roman" w:hAnsi="Arial" w:cs="Arial"/>
-          <w:b/>
-          <w:bCs/>
-          <w:kern w:val="0"/>
-          <w:sz w:val="27"/>
-          <w:szCs w:val="27"/>
-          <w:lang w:eastAsia="pt-BR"/>
-          <w14:ligatures w14:val="none"/>
-        </w:rPr>
-        <w:t>Código-fonte em zip enviado junto ao documento</w:t>
-      </w:r>
-    </w:p>
-    <w:tbl>
-      <w:tblPr>
-        <w:tblStyle w:val="Tabelacomgrade"/>
-        <w:tblW w:w="0" w:type="auto"/>
-        <w:tblLook w:val="04A0" w:firstRow="1" w:lastRow="0" w:firstColumn="1" w:lastColumn="0" w:noHBand="0" w:noVBand="1"/>
-      </w:tblPr>
-      <w:tblGrid>
-        <w:gridCol w:w="4247"/>
-        <w:gridCol w:w="4247"/>
-      </w:tblGrid>
-      <w:tr>
-        <w:tc>
-          <w:tcPr>
-            <w:tcW w:w="4247" w:type="dxa"/>
-          </w:tcPr>
-          <w:p>
-            <w:pPr>
-              <w:spacing w:before="100" w:beforeAutospacing="1" w:after="100" w:afterAutospacing="1"/>
-              <w:outlineLvl w:val="2"/>
-              <w:rPr>
-                <w:rFonts w:ascii="Arial" w:eastAsia="Times New Roman" w:hAnsi="Arial" w:cs="Arial"/>
-                <w:b/>
-                <w:bCs/>
-                <w:kern w:val="0"/>
-                <w:sz w:val="27"/>
-                <w:szCs w:val="27"/>
-                <w:lang w:eastAsia="pt-BR"/>
-                <w14:ligatures w14:val="none"/>
-              </w:rPr>
-            </w:pPr>
-            <w:r>
-              <w:rPr>
-                <w:rFonts w:ascii="Arial" w:eastAsia="Times New Roman" w:hAnsi="Arial" w:cs="Arial"/>
-                <w:b/>
-                <w:bCs/>
-                <w:kern w:val="0"/>
-                <w:sz w:val="27"/>
-                <w:szCs w:val="27"/>
-                <w:lang w:eastAsia="pt-BR"/>
-                <w14:ligatures w14:val="none"/>
-              </w:rPr>
-              <w:t>Métrica</w:t>
-            </w:r>
-          </w:p>
-        </w:tc>
-        <w:tc>
-          <w:tcPr>
-            <w:tcW w:w="4247" w:type="dxa"/>
-          </w:tcPr>
-          <w:p>
-            <w:pPr>
-              <w:spacing w:before="100" w:beforeAutospacing="1" w:after="100" w:afterAutospacing="1"/>
-              <w:outlineLvl w:val="2"/>
-              <w:rPr>
-                <w:rFonts w:ascii="Arial" w:eastAsia="Times New Roman" w:hAnsi="Arial" w:cs="Arial"/>
-                <w:b/>
-                <w:bCs/>
-                <w:kern w:val="0"/>
-                <w:sz w:val="27"/>
-                <w:szCs w:val="27"/>
-                <w:lang w:eastAsia="pt-BR"/>
-                <w14:ligatures w14:val="none"/>
-              </w:rPr>
-            </w:pPr>
-            <w:r>
-              <w:rPr>
-                <w:rFonts w:ascii="Arial" w:eastAsia="Times New Roman" w:hAnsi="Arial" w:cs="Arial"/>
-                <w:b/>
-                <w:bCs/>
-                <w:kern w:val="0"/>
-                <w:sz w:val="27"/>
-                <w:szCs w:val="27"/>
-                <w:lang w:eastAsia="pt-BR"/>
-                <w14:ligatures w14:val="none"/>
-              </w:rPr>
-              <w:t>Valor total</w:t>
-            </w:r>
-          </w:p>
-        </w:tc>
-      </w:tr>
-      <w:tr>
-        <w:tc>
-          <w:tcPr>
-            <w:tcW w:w="4247" w:type="dxa"/>
-          </w:tcPr>
-          <w:p>
-            <w:pPr>
-              <w:spacing w:before="100" w:beforeAutospacing="1" w:after="100" w:afterAutospacing="1"/>
-              <w:outlineLvl w:val="2"/>
-              <w:rPr>
-                <w:rFonts w:ascii="Arial" w:eastAsia="Times New Roman" w:hAnsi="Arial" w:cs="Arial"/>
-                <w:b/>
-                <w:bCs/>
-                <w:kern w:val="0"/>
-                <w:sz w:val="27"/>
-                <w:szCs w:val="27"/>
-                <w:lang w:eastAsia="pt-BR"/>
-                <w14:ligatures w14:val="none"/>
-              </w:rPr>
-            </w:pPr>
-            <w:r>
-              <w:rPr>
-                <w:rFonts w:ascii="Arial" w:eastAsia="Times New Roman" w:hAnsi="Arial" w:cs="Arial"/>
-                <w:b/>
-                <w:bCs/>
-                <w:kern w:val="0"/>
-                <w:sz w:val="27"/>
-                <w:szCs w:val="27"/>
-                <w:lang w:eastAsia="pt-BR"/>
-                <w14:ligatures w14:val="none"/>
-              </w:rPr>
-              <w:t>LOC</w:t>
-            </w:r>
-          </w:p>
-        </w:tc>
-        <w:tc>
-          <w:tcPr>
-            <w:tcW w:w="4247" w:type="dxa"/>
-          </w:tcPr>
-          <w:p>
-            <w:pPr>
-              <w:spacing w:before="100" w:beforeAutospacing="1" w:after="100" w:afterAutospacing="1"/>
-              <w:outlineLvl w:val="2"/>
-              <w:rPr>
-                <w:rFonts w:ascii="Arial" w:eastAsia="Times New Roman" w:hAnsi="Arial" w:cs="Arial"/>
-                <w:b/>
-                <w:bCs/>
-                <w:kern w:val="0"/>
-                <w:sz w:val="27"/>
-                <w:szCs w:val="27"/>
-                <w:lang w:eastAsia="pt-BR"/>
-                <w14:ligatures w14:val="none"/>
-              </w:rPr>
-            </w:pPr>
-            <w:r>
-              <w:rPr>
-                <w:rFonts w:ascii="Arial" w:eastAsia="Times New Roman" w:hAnsi="Arial" w:cs="Arial"/>
-                <w:b/>
-                <w:bCs/>
-                <w:kern w:val="0"/>
-                <w:sz w:val="27"/>
-                <w:szCs w:val="27"/>
-                <w:lang w:eastAsia="pt-BR"/>
-                <w14:ligatures w14:val="none"/>
-              </w:rPr>
-              <w:t>700 (sem linhas vazias)</w:t>
-            </w:r>
-          </w:p>
-        </w:tc>
-      </w:tr>
-      <w:tr>
-        <w:tc>
-          <w:tcPr>
-            <w:tcW w:w="4247" w:type="dxa"/>
-          </w:tcPr>
-          <w:p>
-            <w:pPr>
-              <w:spacing w:before="100" w:beforeAutospacing="1" w:after="100" w:afterAutospacing="1"/>
-              <w:outlineLvl w:val="2"/>
-              <w:rPr>
-                <w:rFonts w:ascii="Arial" w:eastAsia="Times New Roman" w:hAnsi="Arial" w:cs="Arial"/>
-                <w:b/>
-                <w:bCs/>
-                <w:kern w:val="0"/>
-                <w:sz w:val="27"/>
-                <w:szCs w:val="27"/>
-                <w:lang w:eastAsia="pt-BR"/>
-                <w14:ligatures w14:val="none"/>
-              </w:rPr>
-            </w:pPr>
-            <w:r>
-              <w:rPr>
-                <w:rFonts w:ascii="Arial" w:eastAsia="Times New Roman" w:hAnsi="Arial" w:cs="Arial"/>
-                <w:b/>
-                <w:bCs/>
-                <w:kern w:val="0"/>
-                <w:sz w:val="27"/>
-                <w:szCs w:val="27"/>
-                <w:lang w:eastAsia="pt-BR"/>
-                <w14:ligatures w14:val="none"/>
-              </w:rPr>
-              <w:t>Complexidade Ciclomática</w:t>
-            </w:r>
-          </w:p>
-        </w:tc>
-        <w:tc>
-          <w:tcPr>
-            <w:tcW w:w="4247" w:type="dxa"/>
-          </w:tcPr>
-          <w:p>
-            <w:pPr>
-              <w:spacing w:before="100" w:beforeAutospacing="1" w:after="100" w:afterAutospacing="1"/>
-              <w:outlineLvl w:val="2"/>
-              <w:rPr>
-                <w:rFonts w:ascii="Arial" w:eastAsia="Times New Roman" w:hAnsi="Arial" w:cs="Arial"/>
-                <w:b/>
-                <w:bCs/>
-                <w:kern w:val="0"/>
-                <w:sz w:val="27"/>
-                <w:szCs w:val="27"/>
-                <w:lang w:eastAsia="pt-BR"/>
-                <w14:ligatures w14:val="none"/>
-              </w:rPr>
-            </w:pPr>
-            <w:r>
-              <w:rPr>
-                <w:rFonts w:ascii="Arial" w:eastAsia="Times New Roman" w:hAnsi="Arial" w:cs="Arial"/>
-                <w:b/>
-                <w:bCs/>
-                <w:kern w:val="0"/>
-                <w:sz w:val="27"/>
-                <w:szCs w:val="27"/>
-                <w:lang w:eastAsia="pt-BR"/>
-                <w14:ligatures w14:val="none"/>
-              </w:rPr>
-              <w:t>62</w:t>
-            </w:r>
-          </w:p>
-        </w:tc>
-      </w:tr>
-      <w:tr>
-        <w:tc>
-          <w:tcPr>
-            <w:tcW w:w="4247" w:type="dxa"/>
-          </w:tcPr>
-          <w:p>
-            <w:pPr>
-              <w:spacing w:before="100" w:beforeAutospacing="1" w:after="100" w:afterAutospacing="1"/>
-              <w:outlineLvl w:val="2"/>
-              <w:rPr>
-                <w:rFonts w:ascii="Arial" w:eastAsia="Times New Roman" w:hAnsi="Arial" w:cs="Arial"/>
-                <w:b/>
-                <w:bCs/>
-                <w:kern w:val="0"/>
-                <w:sz w:val="27"/>
-                <w:szCs w:val="27"/>
-                <w:lang w:eastAsia="pt-BR"/>
-                <w14:ligatures w14:val="none"/>
-              </w:rPr>
-            </w:pPr>
-            <w:r>
-              <w:rPr>
-                <w:rFonts w:ascii="Arial" w:eastAsia="Times New Roman" w:hAnsi="Arial" w:cs="Arial"/>
-                <w:b/>
-                <w:bCs/>
-                <w:kern w:val="0"/>
-                <w:sz w:val="27"/>
-                <w:szCs w:val="27"/>
-                <w:lang w:eastAsia="pt-BR"/>
-                <w14:ligatures w14:val="none"/>
-              </w:rPr>
-              <w:t>Número de classes</w:t>
-            </w:r>
-          </w:p>
-        </w:tc>
-        <w:tc>
-          <w:tcPr>
-            <w:tcW w:w="4247" w:type="dxa"/>
-          </w:tcPr>
-          <w:p>
-            <w:pPr>
-              <w:spacing w:before="100" w:beforeAutospacing="1" w:after="100" w:afterAutospacing="1"/>
-              <w:outlineLvl w:val="2"/>
-              <w:rPr>
-                <w:rFonts w:ascii="Arial" w:eastAsia="Times New Roman" w:hAnsi="Arial" w:cs="Arial"/>
-                <w:b/>
-                <w:bCs/>
-                <w:kern w:val="0"/>
-                <w:sz w:val="27"/>
-                <w:szCs w:val="27"/>
-                <w:lang w:eastAsia="pt-BR"/>
-                <w14:ligatures w14:val="none"/>
-              </w:rPr>
-            </w:pPr>
-            <w:r>
-              <w:rPr>
-                <w:rFonts w:ascii="Arial" w:eastAsia="Times New Roman" w:hAnsi="Arial" w:cs="Arial"/>
-                <w:b/>
-                <w:bCs/>
-                <w:kern w:val="0"/>
-                <w:sz w:val="27"/>
-                <w:szCs w:val="27"/>
-                <w:lang w:eastAsia="pt-BR"/>
-                <w14:ligatures w14:val="none"/>
-              </w:rPr>
-              <w:t>6</w:t>
-            </w:r>
-          </w:p>
-        </w:tc>
-      </w:tr>
-      <w:tr>
-        <w:tc>
-          <w:tcPr>
-            <w:tcW w:w="4247" w:type="dxa"/>
-          </w:tcPr>
-          <w:p>
-            <w:pPr>
-              <w:spacing w:before="100" w:beforeAutospacing="1" w:after="100" w:afterAutospacing="1"/>
-              <w:outlineLvl w:val="2"/>
-              <w:rPr>
-                <w:rFonts w:ascii="Arial" w:eastAsia="Times New Roman" w:hAnsi="Arial" w:cs="Arial"/>
-                <w:b/>
-                <w:bCs/>
-                <w:kern w:val="0"/>
-                <w:sz w:val="27"/>
-                <w:szCs w:val="27"/>
-                <w:lang w:eastAsia="pt-BR"/>
-                <w14:ligatures w14:val="none"/>
-              </w:rPr>
-            </w:pPr>
-            <w:r>
-              <w:rPr>
-                <w:rFonts w:ascii="Arial" w:eastAsia="Times New Roman" w:hAnsi="Arial" w:cs="Arial"/>
-                <w:b/>
-                <w:bCs/>
-                <w:kern w:val="0"/>
-                <w:sz w:val="27"/>
-                <w:szCs w:val="27"/>
-                <w:lang w:eastAsia="pt-BR"/>
-                <w14:ligatures w14:val="none"/>
-              </w:rPr>
-              <w:t>Número de métodos</w:t>
-            </w:r>
-          </w:p>
-        </w:tc>
-        <w:tc>
-          <w:tcPr>
-            <w:tcW w:w="4247" w:type="dxa"/>
-          </w:tcPr>
-          <w:p>
-            <w:pPr>
-              <w:spacing w:before="100" w:beforeAutospacing="1" w:after="100" w:afterAutospacing="1"/>
-              <w:outlineLvl w:val="2"/>
-              <w:rPr>
-                <w:rFonts w:ascii="Arial" w:eastAsia="Times New Roman" w:hAnsi="Arial" w:cs="Arial"/>
-                <w:b/>
-                <w:bCs/>
-                <w:kern w:val="0"/>
-                <w:sz w:val="27"/>
-                <w:szCs w:val="27"/>
-                <w:lang w:eastAsia="pt-BR"/>
-                <w14:ligatures w14:val="none"/>
-              </w:rPr>
-            </w:pPr>
-            <w:r>
-              <w:rPr>
-                <w:rFonts w:ascii="Arial" w:eastAsia="Times New Roman" w:hAnsi="Arial" w:cs="Arial"/>
-                <w:b/>
-                <w:bCs/>
-                <w:kern w:val="0"/>
-                <w:sz w:val="27"/>
-                <w:szCs w:val="27"/>
-                <w:lang w:eastAsia="pt-BR"/>
-                <w14:ligatures w14:val="none"/>
-              </w:rPr>
-              <w:t>26</w:t>
-            </w:r>
-          </w:p>
-        </w:tc>
-      </w:tr>
-    </w:tbl>
-    <w:p>
-      <w:pPr>
-        <w:spacing w:before="100" w:beforeAutospacing="1" w:after="100" w:afterAutospacing="1" w:line="240" w:lineRule="auto"/>
-        <w:outlineLvl w:val="2"/>
-        <w:rPr>
-          <w:rFonts w:ascii="Arial" w:eastAsia="Times New Roman" w:hAnsi="Arial" w:cs="Arial"/>
-          <w:b/>
-          <w:bCs/>
-          <w:kern w:val="0"/>
-          <w:sz w:val="27"/>
-          <w:szCs w:val="27"/>
-          <w:lang w:eastAsia="pt-BR"/>
-          <w14:ligatures w14:val="none"/>
-        </w:rPr>
-      </w:pPr>
-    </w:p>
-    <w:p>
-      <w:pPr>
-        <w:spacing w:before="100" w:beforeAutospacing="1" w:after="100" w:afterAutospacing="1" w:line="240" w:lineRule="auto"/>
-        <w:outlineLvl w:val="2"/>
-        <w:rPr>
-          <w:rFonts w:ascii="Arial" w:eastAsia="Times New Roman" w:hAnsi="Arial" w:cs="Arial"/>
-          <w:b/>
-          <w:bCs/>
-          <w:kern w:val="0"/>
-          <w:sz w:val="27"/>
-          <w:szCs w:val="27"/>
-          <w:lang w:eastAsia="pt-BR"/>
-          <w14:ligatures w14:val="none"/>
-        </w:rPr>
-      </w:pPr>
-      <w:r>
-        <w:rPr>
-          <w:rFonts w:ascii="Arial" w:eastAsia="Times New Roman" w:hAnsi="Arial" w:cs="Arial"/>
-          <w:b/>
-          <w:bCs/>
-          <w:kern w:val="0"/>
-          <w:sz w:val="27"/>
-          <w:szCs w:val="27"/>
-          <w:lang w:eastAsia="pt-BR"/>
-          <w14:ligatures w14:val="none"/>
-        </w:rPr>
-        <w:t xml:space="preserve">Seção </w:t>
-      </w:r>
-      <w:r>
-        <w:rPr>
-          <w:rFonts w:ascii="Arial" w:eastAsia="Times New Roman" w:hAnsi="Arial" w:cs="Arial"/>
-          <w:b/>
-          <w:bCs/>
-          <w:kern w:val="0"/>
-          <w:sz w:val="27"/>
-          <w:szCs w:val="27"/>
-          <w:lang w:eastAsia="pt-BR"/>
-          <w14:ligatures w14:val="none"/>
-        </w:rPr>
-        <w:t>3</w:t>
-      </w:r>
-      <w:r>
-        <w:rPr>
-          <w:rFonts w:ascii="Arial" w:eastAsia="Times New Roman" w:hAnsi="Arial" w:cs="Arial"/>
-          <w:b/>
-          <w:bCs/>
-          <w:kern w:val="0"/>
-          <w:sz w:val="27"/>
-          <w:szCs w:val="27"/>
-          <w:lang w:eastAsia="pt-BR"/>
-          <w14:ligatures w14:val="none"/>
-        </w:rPr>
-        <w:t xml:space="preserve">: </w:t>
-      </w:r>
-      <w:r>
-        <w:rPr>
-          <w:rFonts w:ascii="Arial" w:eastAsia="Times New Roman" w:hAnsi="Arial" w:cs="Arial"/>
-          <w:b/>
-          <w:bCs/>
-          <w:kern w:val="0"/>
-          <w:sz w:val="27"/>
-          <w:szCs w:val="27"/>
-          <w:lang w:eastAsia="pt-BR"/>
-          <w14:ligatures w14:val="none"/>
-        </w:rPr>
-        <w:t>Vídeo</w:t>
-      </w:r>
-    </w:p>
-    <w:p>
-      <w:pPr>
-        <w:spacing w:before="100" w:beforeAutospacing="1" w:after="100" w:afterAutospacing="1" w:line="240" w:lineRule="auto"/>
-        <w:outlineLvl w:val="2"/>
-        <w:rPr>
-          <w:rFonts w:ascii="Arial" w:eastAsia="Times New Roman" w:hAnsi="Arial" w:cs="Arial"/>
-          <w:b/>
-          <w:bCs/>
-          <w:kern w:val="0"/>
-          <w:sz w:val="27"/>
-          <w:szCs w:val="27"/>
-          <w:lang w:eastAsia="pt-BR"/>
-          <w14:ligatures w14:val="none"/>
-        </w:rPr>
-      </w:pPr>
-    </w:p>
-    <w:p>
-      <w:pPr>
-        <w:spacing w:before="100" w:beforeAutospacing="1" w:after="100" w:afterAutospacing="1" w:line="240" w:lineRule="auto"/>
-        <w:outlineLvl w:val="2"/>
-        <w:rPr>
-          <w:rFonts w:ascii="Arial" w:eastAsia="Times New Roman" w:hAnsi="Arial" w:cs="Arial"/>
-          <w:b/>
-          <w:bCs/>
-          <w:kern w:val="0"/>
-          <w:sz w:val="27"/>
-          <w:szCs w:val="27"/>
-          <w:lang w:eastAsia="pt-BR"/>
-          <w14:ligatures w14:val="none"/>
-        </w:rPr>
-      </w:pPr>
-    </w:p>
-    <w:p>
-      <w:pPr>
-        <w:rPr>
-          <w:rFonts w:ascii="Arial" w:hAnsi="Arial" w:cs="Arial"/>
-        </w:rPr>
-      </w:pPr>
     </w:p>
     <w:sectPr>
       <w:pgSz w:w="11906" w:h="16838"/>

--- a/3semestre/verificacao/TDE1-entrega1.docx
+++ b/3semestre/verificacao/TDE1-entrega1.docx
@@ -3,9 +3,948 @@
 <w:document xmlns:wpc="http://schemas.microsoft.com/office/word/2010/wordprocessingCanvas" xmlns:cx="http://schemas.microsoft.com/office/drawing/2014/chartex" xmlns:cx1="http://schemas.microsoft.com/office/drawing/2015/9/8/chartex" xmlns:cx2="http://schemas.microsoft.com/office/drawing/2015/10/21/chartex" xmlns:cx3="http://schemas.microsoft.com/office/drawing/2016/5/9/chartex" xmlns:cx4="http://schemas.microsoft.com/office/drawing/2016/5/10/chartex" xmlns:cx5="http://schemas.microsoft.com/office/drawing/2016/5/11/chartex" xmlns:cx6="http://schemas.microsoft.com/office/drawing/2016/5/12/chartex" xmlns:cx7="http://schemas.microsoft.com/office/drawing/2016/5/13/chartex" xmlns:cx8="http://schemas.microsoft.com/office/drawing/2016/5/14/chartex" xmlns:mc="http://schemas.openxmlformats.org/markup-compatibility/2006" xmlns:aink="http://schemas.microsoft.com/office/drawing/2016/ink" xmlns:am3d="http://schemas.microsoft.com/office/drawing/2017/model3d" xmlns:o="urn:schemas-microsoft-com:office:office" xmlns:oel="http://schemas.microsoft.com/office/2019/extlst" xmlns:r="http://schemas.openxmlformats.org/officeDocument/2006/relationships" xmlns:m="http://schemas.openxmlformats.org/officeDocument/2006/math" xmlns:v="urn:schemas-microsoft-com:vml" xmlns:wp14="http://schemas.microsoft.com/office/word/2010/wordprocessingDrawing" xmlns:wp="http://schemas.openxmlformats.org/drawingml/2006/wordprocessingDrawing" xmlns:w10="urn:schemas-microsoft-com:office:word" xmlns:w="http://schemas.openxmlformats.org/wordprocessingml/2006/main" xmlns:w14="http://schemas.microsoft.com/office/word/2010/wordml" xmlns:w15="http://schemas.microsoft.com/office/word/2012/wordml" xmlns:w16cex="http://schemas.microsoft.com/office/word/2018/wordml/cex" xmlns:w16cid="http://schemas.microsoft.com/office/word/2016/wordml/cid" xmlns:w16="http://schemas.microsoft.com/office/word/2018/wordml" xmlns:w16du="http://schemas.microsoft.com/office/word/2023/wordml/word16du" xmlns:w16sdtdh="http://schemas.microsoft.com/office/word/2020/wordml/sdtdatahash" xmlns:w16sdtfl="http://schemas.microsoft.com/office/word/2024/wordml/sdtformatlock" xmlns:w16se="http://schemas.microsoft.com/office/word/2015/wordml/symex" xmlns:wpg="http://schemas.microsoft.com/office/word/2010/wordprocessingGroup" xmlns:wpi="http://schemas.microsoft.com/office/word/2010/wordprocessingInk" xmlns:wne="http://schemas.microsoft.com/office/word/2006/wordml" xmlns:wps="http://schemas.microsoft.com/office/word/2010/wordprocessingShape" mc:Ignorable="w14 w15 w16se w16cid w16 w16cex w16sdtdh w16sdtfl w16du wp14">
   <w:body>
     <w:p>
-      <w:r>
-        <w:t>A fazer</w:t>
-      </w:r>
+      <w:pPr>
+        <w:pStyle w:val="NormalWeb"/>
+        <w:rPr>
+          <w:rFonts w:ascii="Arial" w:hAnsi="Arial" w:cs="Arial"/>
+        </w:rPr>
+      </w:pPr>
+      <w:r>
+        <w:rPr>
+          <w:rFonts w:ascii="Arial" w:hAnsi="Arial" w:cs="Arial"/>
+          <w:b/>
+          <w:bCs/>
+        </w:rPr>
+        <w:t xml:space="preserve">Seção 1 – Descrição do projeto: </w:t>
+      </w:r>
+    </w:p>
+    <w:p>
+      <w:pPr>
+        <w:pStyle w:val="NormalWeb"/>
+        <w:rPr>
+          <w:rFonts w:ascii="Arial" w:hAnsi="Arial" w:cs="Arial"/>
+        </w:rPr>
+      </w:pPr>
+      <w:r>
+        <w:rPr>
+          <w:rFonts w:ascii="Arial" w:hAnsi="Arial" w:cs="Arial"/>
+          <w:b/>
+          <w:bCs/>
+        </w:rPr>
+        <w:t>1.1. Contexto e Propósito</w:t>
+      </w:r>
+    </w:p>
+    <w:p>
+      <w:pPr>
+        <w:pStyle w:val="NormalWeb"/>
+        <w:rPr>
+          <w:rFonts w:ascii="Arial" w:hAnsi="Arial" w:cs="Arial"/>
+        </w:rPr>
+      </w:pPr>
+      <w:r>
+        <w:rPr>
+          <w:rFonts w:ascii="Arial" w:hAnsi="Arial" w:cs="Arial"/>
+        </w:rPr>
+        <w:t>O software objeto deste estudo é um sistema de simulação de operações bancárias, desenvolvido em Java com a biblioteca Swing para a interface gráfica. O seu propósito principal é fornecer uma aplicação funcional para o gerenciamento de contas bancárias, permitindo ao usuário realizar transações básicas de forma segura e intuitiva.</w:t>
+      </w:r>
+    </w:p>
+    <w:p>
+      <w:pPr>
+        <w:pStyle w:val="NormalWeb"/>
+        <w:rPr>
+          <w:rFonts w:ascii="Arial" w:hAnsi="Arial" w:cs="Arial"/>
+        </w:rPr>
+      </w:pPr>
+      <w:r>
+        <w:rPr>
+          <w:rFonts w:ascii="Arial" w:hAnsi="Arial" w:cs="Arial"/>
+        </w:rPr>
+        <w:t>A aplicação garante a persistência dos dados entre as sessões, salvando todas as informações das contas em um arquivo binário local (</w:t>
+      </w:r>
+      <w:proofErr w:type="spellStart"/>
+      <w:r>
+        <w:rPr>
+          <w:rStyle w:val="CdigoHTML"/>
+          <w:rFonts w:ascii="Arial" w:eastAsiaTheme="majorEastAsia" w:hAnsi="Arial" w:cs="Arial"/>
+        </w:rPr>
+        <w:t>data.bin</w:t>
+      </w:r>
+      <w:proofErr w:type="spellEnd"/>
+      <w:r>
+        <w:rPr>
+          <w:rFonts w:ascii="Arial" w:hAnsi="Arial" w:cs="Arial"/>
+        </w:rPr>
+        <w:t>). A interação do usuário se inicia em uma tela de login, que leva a um menu principal onde todas as funcionalidades podem ser acessadas.</w:t>
+      </w:r>
+    </w:p>
+    <w:p>
+      <w:pPr>
+        <w:pStyle w:val="NormalWeb"/>
+        <w:rPr>
+          <w:rFonts w:ascii="Arial" w:hAnsi="Arial" w:cs="Arial"/>
+        </w:rPr>
+      </w:pPr>
+      <w:r>
+        <w:rPr>
+          <w:rFonts w:ascii="Arial" w:hAnsi="Arial" w:cs="Arial"/>
+        </w:rPr>
+        <w:t xml:space="preserve">O código-fonte está estruturado em pacotes que dividem as responsabilidades do sistema: </w:t>
+      </w:r>
+      <w:r>
+        <w:rPr>
+          <w:rStyle w:val="CdigoHTML"/>
+          <w:rFonts w:ascii="Arial" w:eastAsiaTheme="majorEastAsia" w:hAnsi="Arial" w:cs="Arial"/>
+        </w:rPr>
+        <w:t>GUI</w:t>
+      </w:r>
+      <w:r>
+        <w:rPr>
+          <w:rFonts w:ascii="Arial" w:hAnsi="Arial" w:cs="Arial"/>
+        </w:rPr>
+        <w:t xml:space="preserve"> para a interface, </w:t>
+      </w:r>
+      <w:r>
+        <w:rPr>
+          <w:rStyle w:val="CdigoHTML"/>
+          <w:rFonts w:ascii="Arial" w:eastAsiaTheme="majorEastAsia" w:hAnsi="Arial" w:cs="Arial"/>
+        </w:rPr>
+        <w:t>Bank</w:t>
+      </w:r>
+      <w:r>
+        <w:rPr>
+          <w:rFonts w:ascii="Arial" w:hAnsi="Arial" w:cs="Arial"/>
+        </w:rPr>
+        <w:t xml:space="preserve"> para a lógica de negócio, </w:t>
+      </w:r>
+      <w:r>
+        <w:rPr>
+          <w:rStyle w:val="CdigoHTML"/>
+          <w:rFonts w:ascii="Arial" w:eastAsiaTheme="majorEastAsia" w:hAnsi="Arial" w:cs="Arial"/>
+        </w:rPr>
+        <w:t>Data</w:t>
+      </w:r>
+      <w:r>
+        <w:rPr>
+          <w:rFonts w:ascii="Arial" w:hAnsi="Arial" w:cs="Arial"/>
+        </w:rPr>
+        <w:t xml:space="preserve"> para a persistência de arquivos e </w:t>
+      </w:r>
+      <w:proofErr w:type="spellStart"/>
+      <w:r>
+        <w:rPr>
+          <w:rStyle w:val="CdigoHTML"/>
+          <w:rFonts w:ascii="Arial" w:eastAsiaTheme="majorEastAsia" w:hAnsi="Arial" w:cs="Arial"/>
+        </w:rPr>
+        <w:t>Exceptions</w:t>
+      </w:r>
+      <w:proofErr w:type="spellEnd"/>
+      <w:r>
+        <w:rPr>
+          <w:rFonts w:ascii="Arial" w:hAnsi="Arial" w:cs="Arial"/>
+        </w:rPr>
+        <w:t xml:space="preserve"> para o tratamento de erros específicos. O ponto de entrada da aplicação é o método </w:t>
+      </w:r>
+      <w:proofErr w:type="spellStart"/>
+      <w:r>
+        <w:rPr>
+          <w:rStyle w:val="CdigoHTML"/>
+          <w:rFonts w:ascii="Arial" w:eastAsiaTheme="majorEastAsia" w:hAnsi="Arial" w:cs="Arial"/>
+        </w:rPr>
+        <w:t>main</w:t>
+      </w:r>
+      <w:proofErr w:type="spellEnd"/>
+      <w:r>
+        <w:rPr>
+          <w:rFonts w:ascii="Arial" w:hAnsi="Arial" w:cs="Arial"/>
+        </w:rPr>
+        <w:t xml:space="preserve"> na classe </w:t>
+      </w:r>
+      <w:r>
+        <w:rPr>
+          <w:rStyle w:val="CdigoHTML"/>
+          <w:rFonts w:ascii="Arial" w:eastAsiaTheme="majorEastAsia" w:hAnsi="Arial" w:cs="Arial"/>
+        </w:rPr>
+        <w:t>Application.java</w:t>
+      </w:r>
+      <w:r>
+        <w:rPr>
+          <w:rFonts w:ascii="Arial" w:hAnsi="Arial" w:cs="Arial"/>
+        </w:rPr>
+        <w:t>.</w:t>
+      </w:r>
+    </w:p>
+    <w:p>
+      <w:pPr>
+        <w:pStyle w:val="NormalWeb"/>
+        <w:rPr>
+          <w:rFonts w:ascii="Arial" w:hAnsi="Arial" w:cs="Arial"/>
+        </w:rPr>
+      </w:pPr>
+      <w:r>
+        <w:rPr>
+          <w:rFonts w:ascii="Arial" w:hAnsi="Arial" w:cs="Arial"/>
+          <w:b/>
+          <w:bCs/>
+        </w:rPr>
+        <w:t>1.2. Principais Funcionalidades</w:t>
+      </w:r>
+    </w:p>
+    <w:p>
+      <w:pPr>
+        <w:pStyle w:val="NormalWeb"/>
+        <w:rPr>
+          <w:rFonts w:ascii="Arial" w:hAnsi="Arial" w:cs="Arial"/>
+        </w:rPr>
+      </w:pPr>
+      <w:r>
+        <w:rPr>
+          <w:rFonts w:ascii="Arial" w:hAnsi="Arial" w:cs="Arial"/>
+        </w:rPr>
+        <w:t>O sistema oferece um conjunto de funcionalidades essenciais para um ambiente bancário simulado:</w:t>
+      </w:r>
+    </w:p>
+    <w:p>
+      <w:pPr>
+        <w:pStyle w:val="NormalWeb"/>
+        <w:numPr>
+          <w:ilvl w:val="0"/>
+          <w:numId w:val="4"/>
+        </w:numPr>
+        <w:rPr>
+          <w:rFonts w:ascii="Arial" w:hAnsi="Arial" w:cs="Arial"/>
+        </w:rPr>
+      </w:pPr>
+      <w:r>
+        <w:rPr>
+          <w:rFonts w:ascii="Arial" w:hAnsi="Arial" w:cs="Arial"/>
+          <w:b/>
+          <w:bCs/>
+        </w:rPr>
+        <w:t>Gerenciamento de Contas:</w:t>
+      </w:r>
+      <w:r>
+        <w:rPr>
+          <w:rFonts w:ascii="Arial" w:hAnsi="Arial" w:cs="Arial"/>
+        </w:rPr>
+        <w:t xml:space="preserve"> Permite a criação e gestão de diferentes tipos de contas bancárias, cada uma com suas regras e atributos. Os tipos suportados são:</w:t>
+      </w:r>
+    </w:p>
+    <w:p>
+      <w:pPr>
+        <w:pStyle w:val="NormalWeb"/>
+        <w:numPr>
+          <w:ilvl w:val="1"/>
+          <w:numId w:val="4"/>
+        </w:numPr>
+        <w:rPr>
+          <w:rFonts w:ascii="Arial" w:hAnsi="Arial" w:cs="Arial"/>
+        </w:rPr>
+      </w:pPr>
+      <w:r>
+        <w:rPr>
+          <w:rFonts w:ascii="Arial" w:hAnsi="Arial" w:cs="Arial"/>
+        </w:rPr>
+        <w:t>Conta Corrente</w:t>
+      </w:r>
+    </w:p>
+    <w:p>
+      <w:pPr>
+        <w:pStyle w:val="NormalWeb"/>
+        <w:numPr>
+          <w:ilvl w:val="1"/>
+          <w:numId w:val="4"/>
+        </w:numPr>
+        <w:rPr>
+          <w:rFonts w:ascii="Arial" w:hAnsi="Arial" w:cs="Arial"/>
+        </w:rPr>
+      </w:pPr>
+      <w:r>
+        <w:rPr>
+          <w:rFonts w:ascii="Arial" w:hAnsi="Arial" w:cs="Arial"/>
+        </w:rPr>
+        <w:t>Conta Poupança</w:t>
+      </w:r>
+    </w:p>
+    <w:p>
+      <w:pPr>
+        <w:pStyle w:val="NormalWeb"/>
+        <w:numPr>
+          <w:ilvl w:val="1"/>
+          <w:numId w:val="4"/>
+        </w:numPr>
+        <w:rPr>
+          <w:rFonts w:ascii="Arial" w:hAnsi="Arial" w:cs="Arial"/>
+        </w:rPr>
+      </w:pPr>
+      <w:r>
+        <w:rPr>
+          <w:rFonts w:ascii="Arial" w:hAnsi="Arial" w:cs="Arial"/>
+        </w:rPr>
+        <w:t>Conta Estudantil</w:t>
+      </w:r>
+    </w:p>
+    <w:p>
+      <w:pPr>
+        <w:pStyle w:val="NormalWeb"/>
+        <w:numPr>
+          <w:ilvl w:val="0"/>
+          <w:numId w:val="4"/>
+        </w:numPr>
+        <w:rPr>
+          <w:rFonts w:ascii="Arial" w:hAnsi="Arial" w:cs="Arial"/>
+        </w:rPr>
+      </w:pPr>
+      <w:r>
+        <w:rPr>
+          <w:rFonts w:ascii="Arial" w:hAnsi="Arial" w:cs="Arial"/>
+          <w:b/>
+          <w:bCs/>
+        </w:rPr>
+        <w:t>Transações Financeiras:</w:t>
+      </w:r>
+      <w:r>
+        <w:rPr>
+          <w:rFonts w:ascii="Arial" w:hAnsi="Arial" w:cs="Arial"/>
+        </w:rPr>
+        <w:t xml:space="preserve"> O usuário pode executar operações de depósito e saque em contas existentes através de telas específicas para cada função.</w:t>
+      </w:r>
+    </w:p>
+    <w:p>
+      <w:pPr>
+        <w:pStyle w:val="NormalWeb"/>
+        <w:numPr>
+          <w:ilvl w:val="0"/>
+          <w:numId w:val="4"/>
+        </w:numPr>
+        <w:rPr>
+          <w:rFonts w:ascii="Arial" w:hAnsi="Arial" w:cs="Arial"/>
+        </w:rPr>
+      </w:pPr>
+      <w:r>
+        <w:rPr>
+          <w:rFonts w:ascii="Arial" w:hAnsi="Arial" w:cs="Arial"/>
+          <w:b/>
+          <w:bCs/>
+        </w:rPr>
+        <w:t>Consulta de Informações:</w:t>
+      </w:r>
+      <w:r>
+        <w:rPr>
+          <w:rFonts w:ascii="Arial" w:hAnsi="Arial" w:cs="Arial"/>
+        </w:rPr>
+        <w:t xml:space="preserve"> Disponibiliza uma funcionalidade para exibir uma lista completa de todas as contas cadastradas no sistema.</w:t>
+      </w:r>
+    </w:p>
+    <w:p>
+      <w:pPr>
+        <w:pStyle w:val="NormalWeb"/>
+        <w:numPr>
+          <w:ilvl w:val="0"/>
+          <w:numId w:val="4"/>
+        </w:numPr>
+        <w:rPr>
+          <w:rFonts w:ascii="Arial" w:hAnsi="Arial" w:cs="Arial"/>
+        </w:rPr>
+      </w:pPr>
+      <w:r>
+        <w:rPr>
+          <w:rFonts w:ascii="Arial" w:hAnsi="Arial" w:cs="Arial"/>
+          <w:b/>
+          <w:bCs/>
+        </w:rPr>
+        <w:t>Regras de Negócio e Validações:</w:t>
+      </w:r>
+      <w:r>
+        <w:rPr>
+          <w:rFonts w:ascii="Arial" w:hAnsi="Arial" w:cs="Arial"/>
+        </w:rPr>
+        <w:t xml:space="preserve"> A aplicação implementa um sistema robusto de validações para garantir a integridade dos dados e das operações, incluindo:</w:t>
+      </w:r>
+    </w:p>
+    <w:p>
+      <w:pPr>
+        <w:pStyle w:val="NormalWeb"/>
+        <w:numPr>
+          <w:ilvl w:val="1"/>
+          <w:numId w:val="4"/>
+        </w:numPr>
+        <w:rPr>
+          <w:rFonts w:ascii="Arial" w:hAnsi="Arial" w:cs="Arial"/>
+        </w:rPr>
+      </w:pPr>
+      <w:r>
+        <w:rPr>
+          <w:rFonts w:ascii="Arial" w:hAnsi="Arial" w:cs="Arial"/>
+        </w:rPr>
+        <w:t>Verificação de valores inválidos para depósitos e saques.</w:t>
+      </w:r>
+    </w:p>
+    <w:p>
+      <w:pPr>
+        <w:pStyle w:val="NormalWeb"/>
+        <w:numPr>
+          <w:ilvl w:val="1"/>
+          <w:numId w:val="4"/>
+        </w:numPr>
+        <w:rPr>
+          <w:rFonts w:ascii="Arial" w:hAnsi="Arial" w:cs="Arial"/>
+        </w:rPr>
+      </w:pPr>
+      <w:r>
+        <w:rPr>
+          <w:rFonts w:ascii="Arial" w:hAnsi="Arial" w:cs="Arial"/>
+        </w:rPr>
+        <w:t>Aplicação de limites de saldo máximo e de retirada.</w:t>
+      </w:r>
+    </w:p>
+    <w:p>
+      <w:pPr>
+        <w:pStyle w:val="NormalWeb"/>
+        <w:numPr>
+          <w:ilvl w:val="1"/>
+          <w:numId w:val="4"/>
+        </w:numPr>
+        <w:rPr>
+          <w:rFonts w:ascii="Arial" w:hAnsi="Arial" w:cs="Arial"/>
+        </w:rPr>
+      </w:pPr>
+      <w:r>
+        <w:rPr>
+          <w:rFonts w:ascii="Arial" w:hAnsi="Arial" w:cs="Arial"/>
+        </w:rPr>
+        <w:t>Tratamento de erros para contas não encontradas.</w:t>
+      </w:r>
+    </w:p>
+    <w:p>
+      <w:pPr>
+        <w:pStyle w:val="NormalWeb"/>
+        <w:rPr>
+          <w:rFonts w:ascii="Arial" w:hAnsi="Arial" w:cs="Arial"/>
+          <w:b/>
+          <w:bCs/>
+        </w:rPr>
+      </w:pPr>
+    </w:p>
+    <w:p>
+      <w:pPr>
+        <w:pStyle w:val="NormalWeb"/>
+        <w:rPr>
+          <w:rFonts w:ascii="Arial" w:hAnsi="Arial" w:cs="Arial"/>
+          <w:b/>
+          <w:bCs/>
+        </w:rPr>
+      </w:pPr>
+    </w:p>
+    <w:p>
+      <w:pPr>
+        <w:pStyle w:val="NormalWeb"/>
+        <w:rPr>
+          <w:rFonts w:ascii="Arial" w:hAnsi="Arial" w:cs="Arial"/>
+          <w:b/>
+          <w:bCs/>
+        </w:rPr>
+      </w:pPr>
+    </w:p>
+    <w:p>
+      <w:pPr>
+        <w:pStyle w:val="NormalWeb"/>
+        <w:rPr>
+          <w:rFonts w:ascii="Arial" w:hAnsi="Arial" w:cs="Arial"/>
+          <w:b/>
+          <w:bCs/>
+        </w:rPr>
+      </w:pPr>
+    </w:p>
+    <w:p>
+      <w:pPr>
+        <w:pStyle w:val="NormalWeb"/>
+        <w:rPr>
+          <w:rFonts w:ascii="Arial" w:hAnsi="Arial" w:cs="Arial"/>
+          <w:b/>
+          <w:bCs/>
+        </w:rPr>
+      </w:pPr>
+      <w:r>
+        <w:rPr>
+          <w:rFonts w:ascii="Arial" w:hAnsi="Arial" w:cs="Arial"/>
+          <w:b/>
+          <w:bCs/>
+        </w:rPr>
+        <w:lastRenderedPageBreak/>
+        <w:t>1.</w:t>
+      </w:r>
+      <w:r>
+        <w:rPr>
+          <w:rFonts w:ascii="Arial" w:hAnsi="Arial" w:cs="Arial"/>
+          <w:b/>
+          <w:bCs/>
+        </w:rPr>
+        <w:t>3</w:t>
+      </w:r>
+      <w:r>
+        <w:rPr>
+          <w:rFonts w:ascii="Arial" w:hAnsi="Arial" w:cs="Arial"/>
+          <w:b/>
+          <w:bCs/>
+        </w:rPr>
+        <w:t xml:space="preserve">. </w:t>
+      </w:r>
+      <w:r>
+        <w:rPr>
+          <w:rFonts w:ascii="Arial" w:hAnsi="Arial" w:cs="Arial"/>
+          <w:b/>
+          <w:bCs/>
+        </w:rPr>
+        <w:t>Métricas de código</w:t>
+      </w:r>
+    </w:p>
+    <w:tbl>
+      <w:tblPr>
+        <w:tblStyle w:val="Tabelacomgrade"/>
+        <w:tblW w:w="8539" w:type="dxa"/>
+        <w:tblLook w:val="04A0" w:firstRow="1" w:lastRow="0" w:firstColumn="1" w:lastColumn="0" w:noHBand="0" w:noVBand="1"/>
+      </w:tblPr>
+      <w:tblGrid>
+        <w:gridCol w:w="2846"/>
+        <w:gridCol w:w="2846"/>
+        <w:gridCol w:w="2847"/>
+      </w:tblGrid>
+      <w:tr>
+        <w:trPr>
+          <w:trHeight w:val="304"/>
+        </w:trPr>
+        <w:tc>
+          <w:tcPr>
+            <w:tcW w:w="2846" w:type="dxa"/>
+          </w:tcPr>
+          <w:p>
+            <w:pPr>
+              <w:pStyle w:val="NormalWeb"/>
+              <w:rPr>
+                <w:rFonts w:ascii="Arial" w:hAnsi="Arial" w:cs="Arial"/>
+              </w:rPr>
+            </w:pPr>
+            <w:r>
+              <w:rPr>
+                <w:rFonts w:ascii="Arial" w:hAnsi="Arial" w:cs="Arial"/>
+              </w:rPr>
+              <w:t>Métrica</w:t>
+            </w:r>
+          </w:p>
+        </w:tc>
+        <w:tc>
+          <w:tcPr>
+            <w:tcW w:w="2846" w:type="dxa"/>
+          </w:tcPr>
+          <w:p>
+            <w:pPr>
+              <w:pStyle w:val="NormalWeb"/>
+              <w:rPr>
+                <w:rFonts w:ascii="Arial" w:hAnsi="Arial" w:cs="Arial"/>
+              </w:rPr>
+            </w:pPr>
+            <w:r>
+              <w:rPr>
+                <w:rFonts w:ascii="Arial" w:hAnsi="Arial" w:cs="Arial"/>
+              </w:rPr>
+              <w:t>Valor</w:t>
+            </w:r>
+          </w:p>
+        </w:tc>
+        <w:tc>
+          <w:tcPr>
+            <w:tcW w:w="2847" w:type="dxa"/>
+          </w:tcPr>
+          <w:p>
+            <w:pPr>
+              <w:pStyle w:val="NormalWeb"/>
+              <w:rPr>
+                <w:rFonts w:ascii="Arial" w:hAnsi="Arial" w:cs="Arial"/>
+              </w:rPr>
+            </w:pPr>
+            <w:r>
+              <w:rPr>
+                <w:rFonts w:ascii="Arial" w:hAnsi="Arial" w:cs="Arial"/>
+              </w:rPr>
+              <w:t>Ferramenta</w:t>
+            </w:r>
+          </w:p>
+        </w:tc>
+      </w:tr>
+      <w:tr>
+        <w:trPr>
+          <w:trHeight w:val="1519"/>
+        </w:trPr>
+        <w:tc>
+          <w:tcPr>
+            <w:tcW w:w="2846" w:type="dxa"/>
+          </w:tcPr>
+          <w:p>
+            <w:pPr>
+              <w:pStyle w:val="NormalWeb"/>
+              <w:rPr>
+                <w:rFonts w:ascii="Arial" w:hAnsi="Arial" w:cs="Arial"/>
+              </w:rPr>
+            </w:pPr>
+            <w:r>
+              <w:rPr>
+                <w:rFonts w:ascii="Arial" w:hAnsi="Arial" w:cs="Arial"/>
+              </w:rPr>
+              <w:t>LOC</w:t>
+            </w:r>
+          </w:p>
+        </w:tc>
+        <w:tc>
+          <w:tcPr>
+            <w:tcW w:w="2846" w:type="dxa"/>
+          </w:tcPr>
+          <w:p>
+            <w:pPr>
+              <w:pStyle w:val="p1"/>
+            </w:pPr>
+            <w:r>
+              <w:t xml:space="preserve">138 files, 3872 </w:t>
+            </w:r>
+            <w:proofErr w:type="spellStart"/>
+            <w:r>
+              <w:t>codes</w:t>
+            </w:r>
+            <w:proofErr w:type="spellEnd"/>
+            <w:r>
+              <w:t xml:space="preserve">, 172 </w:t>
+            </w:r>
+            <w:proofErr w:type="spellStart"/>
+            <w:r>
+              <w:t>comments</w:t>
+            </w:r>
+            <w:proofErr w:type="spellEnd"/>
+            <w:r>
+              <w:t>, 317 blanks, all 4361 lines</w:t>
+            </w:r>
+          </w:p>
+          <w:p>
+            <w:pPr>
+              <w:pStyle w:val="NormalWeb"/>
+              <w:rPr>
+                <w:rFonts w:ascii="Arial" w:hAnsi="Arial" w:cs="Arial"/>
+              </w:rPr>
+            </w:pPr>
+          </w:p>
+        </w:tc>
+        <w:tc>
+          <w:tcPr>
+            <w:tcW w:w="2847" w:type="dxa"/>
+          </w:tcPr>
+          <w:p>
+            <w:pPr>
+              <w:pStyle w:val="NormalWeb"/>
+              <w:rPr>
+                <w:rFonts w:ascii="Arial" w:hAnsi="Arial" w:cs="Arial"/>
+              </w:rPr>
+            </w:pPr>
+            <w:proofErr w:type="spellStart"/>
+            <w:r>
+              <w:rPr>
+                <w:rFonts w:ascii="Arial" w:hAnsi="Arial" w:cs="Arial"/>
+              </w:rPr>
+              <w:t>VSCodeCounter</w:t>
+            </w:r>
+            <w:proofErr w:type="spellEnd"/>
+          </w:p>
+        </w:tc>
+      </w:tr>
+      <w:tr>
+        <w:trPr>
+          <w:trHeight w:val="286"/>
+        </w:trPr>
+        <w:tc>
+          <w:tcPr>
+            <w:tcW w:w="2846" w:type="dxa"/>
+          </w:tcPr>
+          <w:p>
+            <w:pPr>
+              <w:pStyle w:val="NormalWeb"/>
+              <w:rPr>
+                <w:rFonts w:ascii="Arial" w:hAnsi="Arial" w:cs="Arial"/>
+              </w:rPr>
+            </w:pPr>
+            <w:r>
+              <w:rPr>
+                <w:rFonts w:ascii="Arial" w:hAnsi="Arial" w:cs="Arial"/>
+              </w:rPr>
+              <w:t>Complexidade ciclomática total</w:t>
+            </w:r>
+          </w:p>
+        </w:tc>
+        <w:tc>
+          <w:tcPr>
+            <w:tcW w:w="2846" w:type="dxa"/>
+          </w:tcPr>
+          <w:p>
+            <w:pPr>
+              <w:pStyle w:val="NormalWeb"/>
+              <w:rPr>
+                <w:rFonts w:ascii="Arial" w:hAnsi="Arial" w:cs="Arial"/>
+              </w:rPr>
+            </w:pPr>
+            <w:r>
+              <w:rPr>
+                <w:rFonts w:ascii="Arial" w:hAnsi="Arial" w:cs="Arial"/>
+              </w:rPr>
+              <w:t>99</w:t>
+            </w:r>
+          </w:p>
+        </w:tc>
+        <w:tc>
+          <w:tcPr>
+            <w:tcW w:w="2847" w:type="dxa"/>
+          </w:tcPr>
+          <w:p>
+            <w:pPr>
+              <w:pStyle w:val="NormalWeb"/>
+              <w:rPr>
+                <w:rFonts w:ascii="Arial" w:hAnsi="Arial" w:cs="Arial"/>
+              </w:rPr>
+            </w:pPr>
+            <w:proofErr w:type="spellStart"/>
+            <w:r>
+              <w:rPr>
+                <w:rFonts w:ascii="Arial" w:hAnsi="Arial" w:cs="Arial"/>
+              </w:rPr>
+              <w:t>Analyze</w:t>
+            </w:r>
+            <w:proofErr w:type="spellEnd"/>
+            <w:r>
+              <w:rPr>
+                <w:rFonts w:ascii="Arial" w:hAnsi="Arial" w:cs="Arial"/>
+              </w:rPr>
+              <w:t xml:space="preserve"> (</w:t>
+            </w:r>
+            <w:proofErr w:type="spellStart"/>
+            <w:r>
+              <w:rPr>
+                <w:rFonts w:ascii="Arial" w:hAnsi="Arial" w:cs="Arial"/>
+              </w:rPr>
+              <w:t>IntelliJ</w:t>
+            </w:r>
+            <w:proofErr w:type="spellEnd"/>
+            <w:r>
+              <w:rPr>
+                <w:rFonts w:ascii="Arial" w:hAnsi="Arial" w:cs="Arial"/>
+              </w:rPr>
+              <w:t>)</w:t>
+            </w:r>
+          </w:p>
+        </w:tc>
+      </w:tr>
+      <w:tr>
+        <w:trPr>
+          <w:trHeight w:val="304"/>
+        </w:trPr>
+        <w:tc>
+          <w:tcPr>
+            <w:tcW w:w="2846" w:type="dxa"/>
+          </w:tcPr>
+          <w:p>
+            <w:pPr>
+              <w:pStyle w:val="NormalWeb"/>
+              <w:rPr>
+                <w:rFonts w:ascii="Arial" w:hAnsi="Arial" w:cs="Arial"/>
+              </w:rPr>
+            </w:pPr>
+            <w:r>
+              <w:rPr>
+                <w:rFonts w:ascii="Arial" w:hAnsi="Arial" w:cs="Arial"/>
+              </w:rPr>
+              <w:t>Número de classes</w:t>
+            </w:r>
+          </w:p>
+        </w:tc>
+        <w:tc>
+          <w:tcPr>
+            <w:tcW w:w="2846" w:type="dxa"/>
+          </w:tcPr>
+          <w:p>
+            <w:pPr>
+              <w:pStyle w:val="NormalWeb"/>
+              <w:rPr>
+                <w:rFonts w:ascii="Arial" w:hAnsi="Arial" w:cs="Arial"/>
+              </w:rPr>
+            </w:pPr>
+            <w:r>
+              <w:rPr>
+                <w:rFonts w:ascii="Arial" w:hAnsi="Arial" w:cs="Arial"/>
+              </w:rPr>
+              <w:t>21</w:t>
+            </w:r>
+          </w:p>
+        </w:tc>
+        <w:tc>
+          <w:tcPr>
+            <w:tcW w:w="2847" w:type="dxa"/>
+          </w:tcPr>
+          <w:p>
+            <w:pPr>
+              <w:pStyle w:val="NormalWeb"/>
+              <w:rPr>
+                <w:rFonts w:ascii="Arial" w:hAnsi="Arial" w:cs="Arial"/>
+              </w:rPr>
+            </w:pPr>
+            <w:proofErr w:type="spellStart"/>
+            <w:r>
+              <w:rPr>
+                <w:rFonts w:ascii="Arial" w:hAnsi="Arial" w:cs="Arial"/>
+              </w:rPr>
+              <w:t>Analyze</w:t>
+            </w:r>
+            <w:proofErr w:type="spellEnd"/>
+            <w:r>
+              <w:rPr>
+                <w:rFonts w:ascii="Arial" w:hAnsi="Arial" w:cs="Arial"/>
+              </w:rPr>
+              <w:t xml:space="preserve"> (</w:t>
+            </w:r>
+            <w:proofErr w:type="spellStart"/>
+            <w:r>
+              <w:rPr>
+                <w:rFonts w:ascii="Arial" w:hAnsi="Arial" w:cs="Arial"/>
+              </w:rPr>
+              <w:t>IntelliJ</w:t>
+            </w:r>
+            <w:proofErr w:type="spellEnd"/>
+            <w:r>
+              <w:rPr>
+                <w:rFonts w:ascii="Arial" w:hAnsi="Arial" w:cs="Arial"/>
+              </w:rPr>
+              <w:t>)</w:t>
+            </w:r>
+          </w:p>
+        </w:tc>
+      </w:tr>
+      <w:tr>
+        <w:trPr>
+          <w:trHeight w:val="304"/>
+        </w:trPr>
+        <w:tc>
+          <w:tcPr>
+            <w:tcW w:w="2846" w:type="dxa"/>
+          </w:tcPr>
+          <w:p>
+            <w:pPr>
+              <w:pStyle w:val="NormalWeb"/>
+              <w:rPr>
+                <w:rFonts w:ascii="Arial" w:hAnsi="Arial" w:cs="Arial"/>
+              </w:rPr>
+            </w:pPr>
+            <w:r>
+              <w:rPr>
+                <w:rFonts w:ascii="Arial" w:hAnsi="Arial" w:cs="Arial"/>
+              </w:rPr>
+              <w:t xml:space="preserve">Número de </w:t>
+            </w:r>
+            <w:proofErr w:type="spellStart"/>
+            <w:r>
+              <w:rPr>
+                <w:rFonts w:ascii="Arial" w:hAnsi="Arial" w:cs="Arial"/>
+              </w:rPr>
+              <w:t>métofod</w:t>
+            </w:r>
+            <w:proofErr w:type="spellEnd"/>
+          </w:p>
+        </w:tc>
+        <w:tc>
+          <w:tcPr>
+            <w:tcW w:w="2846" w:type="dxa"/>
+          </w:tcPr>
+          <w:p>
+            <w:pPr>
+              <w:pStyle w:val="NormalWeb"/>
+              <w:rPr>
+                <w:rFonts w:ascii="Arial" w:hAnsi="Arial" w:cs="Arial"/>
+              </w:rPr>
+            </w:pPr>
+            <w:r>
+              <w:rPr>
+                <w:rFonts w:ascii="Arial" w:hAnsi="Arial" w:cs="Arial"/>
+              </w:rPr>
+              <w:t>39</w:t>
+            </w:r>
+          </w:p>
+        </w:tc>
+        <w:tc>
+          <w:tcPr>
+            <w:tcW w:w="2847" w:type="dxa"/>
+          </w:tcPr>
+          <w:p>
+            <w:pPr>
+              <w:pStyle w:val="NormalWeb"/>
+              <w:rPr>
+                <w:rFonts w:ascii="Arial" w:hAnsi="Arial" w:cs="Arial"/>
+              </w:rPr>
+            </w:pPr>
+            <w:proofErr w:type="spellStart"/>
+            <w:r>
+              <w:rPr>
+                <w:rFonts w:ascii="Arial" w:hAnsi="Arial" w:cs="Arial"/>
+              </w:rPr>
+              <w:t>Analyze</w:t>
+            </w:r>
+            <w:proofErr w:type="spellEnd"/>
+            <w:r>
+              <w:rPr>
+                <w:rFonts w:ascii="Arial" w:hAnsi="Arial" w:cs="Arial"/>
+              </w:rPr>
+              <w:t xml:space="preserve"> (</w:t>
+            </w:r>
+            <w:proofErr w:type="spellStart"/>
+            <w:r>
+              <w:rPr>
+                <w:rFonts w:ascii="Arial" w:hAnsi="Arial" w:cs="Arial"/>
+              </w:rPr>
+              <w:t>IntelliJ</w:t>
+            </w:r>
+            <w:proofErr w:type="spellEnd"/>
+            <w:r>
+              <w:rPr>
+                <w:rFonts w:ascii="Arial" w:hAnsi="Arial" w:cs="Arial"/>
+              </w:rPr>
+              <w:t>)</w:t>
+            </w:r>
+          </w:p>
+        </w:tc>
+      </w:tr>
+    </w:tbl>
+    <w:p>
+      <w:pPr>
+        <w:pStyle w:val="NormalWeb"/>
+        <w:rPr>
+          <w:rFonts w:ascii="Arial" w:hAnsi="Arial" w:cs="Arial"/>
+        </w:rPr>
+      </w:pPr>
+    </w:p>
+    <w:p>
+      <w:pPr>
+        <w:pStyle w:val="NormalWeb"/>
+        <w:rPr>
+          <w:rFonts w:ascii="Arial" w:hAnsi="Arial" w:cs="Arial"/>
+        </w:rPr>
+      </w:pPr>
+    </w:p>
+    <w:p>
+      <w:pPr>
+        <w:pStyle w:val="NormalWeb"/>
+        <w:rPr>
+          <w:rFonts w:ascii="Arial" w:hAnsi="Arial" w:cs="Arial"/>
+        </w:rPr>
+      </w:pPr>
+    </w:p>
+    <w:p>
+      <w:pPr>
+        <w:pStyle w:val="NormalWeb"/>
+        <w:rPr>
+          <w:rFonts w:ascii="Arial" w:hAnsi="Arial" w:cs="Arial"/>
+        </w:rPr>
+      </w:pPr>
     </w:p>
     <w:sectPr>
       <w:pgSz w:w="11906" w:h="16838"/>
@@ -20,6 +959,453 @@
 <file path=word/numbering.xml><?xml version="1.0" encoding="utf-8"?>
 <w:numbering xmlns:wpc="http://schemas.microsoft.com/office/word/2010/wordprocessingCanvas" xmlns:cx="http://schemas.microsoft.com/office/drawing/2014/chartex" xmlns:cx1="http://schemas.microsoft.com/office/drawing/2015/9/8/chartex" xmlns:cx2="http://schemas.microsoft.com/office/drawing/2015/10/21/chartex" xmlns:cx3="http://schemas.microsoft.com/office/drawing/2016/5/9/chartex" xmlns:cx4="http://schemas.microsoft.com/office/drawing/2016/5/10/chartex" xmlns:cx5="http://schemas.microsoft.com/office/drawing/2016/5/11/chartex" xmlns:cx6="http://schemas.microsoft.com/office/drawing/2016/5/12/chartex" xmlns:cx7="http://schemas.microsoft.com/office/drawing/2016/5/13/chartex" xmlns:cx8="http://schemas.microsoft.com/office/drawing/2016/5/14/chartex" xmlns:mc="http://schemas.openxmlformats.org/markup-compatibility/2006" xmlns:aink="http://schemas.microsoft.com/office/drawing/2016/ink" xmlns:am3d="http://schemas.microsoft.com/office/drawing/2017/model3d" xmlns:o="urn:schemas-microsoft-com:office:office" xmlns:oel="http://schemas.microsoft.com/office/2019/extlst" xmlns:r="http://schemas.openxmlformats.org/officeDocument/2006/relationships" xmlns:m="http://schemas.openxmlformats.org/officeDocument/2006/math" xmlns:v="urn:schemas-microsoft-com:vml" xmlns:wp14="http://schemas.microsoft.com/office/word/2010/wordprocessingDrawing" xmlns:wp="http://schemas.openxmlformats.org/drawingml/2006/wordprocessingDrawing" xmlns:w10="urn:schemas-microsoft-com:office:word" xmlns:w="http://schemas.openxmlformats.org/wordprocessingml/2006/main" xmlns:w14="http://schemas.microsoft.com/office/word/2010/wordml" xmlns:w15="http://schemas.microsoft.com/office/word/2012/wordml" xmlns:w16cex="http://schemas.microsoft.com/office/word/2018/wordml/cex" xmlns:w16cid="http://schemas.microsoft.com/office/word/2016/wordml/cid" xmlns:w16="http://schemas.microsoft.com/office/word/2018/wordml" xmlns:w16du="http://schemas.microsoft.com/office/word/2023/wordml/word16du" xmlns:w16sdtdh="http://schemas.microsoft.com/office/word/2020/wordml/sdtdatahash" xmlns:w16sdtfl="http://schemas.microsoft.com/office/word/2024/wordml/sdtformatlock" xmlns:w16se="http://schemas.microsoft.com/office/word/2015/wordml/symex" xmlns:wpg="http://schemas.microsoft.com/office/word/2010/wordprocessingGroup" xmlns:wpi="http://schemas.microsoft.com/office/word/2010/wordprocessingInk" xmlns:wne="http://schemas.microsoft.com/office/word/2006/wordml" xmlns:wps="http://schemas.microsoft.com/office/word/2010/wordprocessingShape" mc:Ignorable="w14 w15 w16se w16cid w16 w16cex w16sdtdh w16sdtfl w16du wp14">
   <w:abstractNum w:abstractNumId="0" w15:restartNumberingAfterBreak="0">
+    <w:nsid w:val="0EFE4FDD"/>
+    <w:multiLevelType w:val="multilevel"/>
+    <w:tmpl w:val="096CF604"/>
+    <w:lvl w:ilvl="0">
+      <w:start w:val="1"/>
+      <w:numFmt w:val="bullet"/>
+      <w:lvlText w:val=""/>
+      <w:lvlJc w:val="left"/>
+      <w:pPr>
+        <w:tabs>
+          <w:tab w:val="num" w:pos="720"/>
+        </w:tabs>
+        <w:ind w:left="720" w:hanging="360"/>
+      </w:pPr>
+      <w:rPr>
+        <w:rFonts w:ascii="Symbol" w:hAnsi="Symbol" w:hint="default"/>
+        <w:sz w:val="20"/>
+      </w:rPr>
+    </w:lvl>
+    <w:lvl w:ilvl="1">
+      <w:start w:val="1"/>
+      <w:numFmt w:val="bullet"/>
+      <w:lvlText w:val="o"/>
+      <w:lvlJc w:val="left"/>
+      <w:pPr>
+        <w:tabs>
+          <w:tab w:val="num" w:pos="1440"/>
+        </w:tabs>
+        <w:ind w:left="1440" w:hanging="360"/>
+      </w:pPr>
+      <w:rPr>
+        <w:rFonts w:ascii="Courier New" w:hAnsi="Courier New" w:hint="default"/>
+        <w:sz w:val="20"/>
+      </w:rPr>
+    </w:lvl>
+    <w:lvl w:ilvl="2" w:tentative="1">
+      <w:start w:val="1"/>
+      <w:numFmt w:val="bullet"/>
+      <w:lvlText w:val=""/>
+      <w:lvlJc w:val="left"/>
+      <w:pPr>
+        <w:tabs>
+          <w:tab w:val="num" w:pos="2160"/>
+        </w:tabs>
+        <w:ind w:left="2160" w:hanging="360"/>
+      </w:pPr>
+      <w:rPr>
+        <w:rFonts w:ascii="Wingdings" w:hAnsi="Wingdings" w:hint="default"/>
+        <w:sz w:val="20"/>
+      </w:rPr>
+    </w:lvl>
+    <w:lvl w:ilvl="3" w:tentative="1">
+      <w:start w:val="1"/>
+      <w:numFmt w:val="bullet"/>
+      <w:lvlText w:val=""/>
+      <w:lvlJc w:val="left"/>
+      <w:pPr>
+        <w:tabs>
+          <w:tab w:val="num" w:pos="2880"/>
+        </w:tabs>
+        <w:ind w:left="2880" w:hanging="360"/>
+      </w:pPr>
+      <w:rPr>
+        <w:rFonts w:ascii="Wingdings" w:hAnsi="Wingdings" w:hint="default"/>
+        <w:sz w:val="20"/>
+      </w:rPr>
+    </w:lvl>
+    <w:lvl w:ilvl="4" w:tentative="1">
+      <w:start w:val="1"/>
+      <w:numFmt w:val="bullet"/>
+      <w:lvlText w:val=""/>
+      <w:lvlJc w:val="left"/>
+      <w:pPr>
+        <w:tabs>
+          <w:tab w:val="num" w:pos="3600"/>
+        </w:tabs>
+        <w:ind w:left="3600" w:hanging="360"/>
+      </w:pPr>
+      <w:rPr>
+        <w:rFonts w:ascii="Wingdings" w:hAnsi="Wingdings" w:hint="default"/>
+        <w:sz w:val="20"/>
+      </w:rPr>
+    </w:lvl>
+    <w:lvl w:ilvl="5" w:tentative="1">
+      <w:start w:val="1"/>
+      <w:numFmt w:val="bullet"/>
+      <w:lvlText w:val=""/>
+      <w:lvlJc w:val="left"/>
+      <w:pPr>
+        <w:tabs>
+          <w:tab w:val="num" w:pos="4320"/>
+        </w:tabs>
+        <w:ind w:left="4320" w:hanging="360"/>
+      </w:pPr>
+      <w:rPr>
+        <w:rFonts w:ascii="Wingdings" w:hAnsi="Wingdings" w:hint="default"/>
+        <w:sz w:val="20"/>
+      </w:rPr>
+    </w:lvl>
+    <w:lvl w:ilvl="6" w:tentative="1">
+      <w:start w:val="1"/>
+      <w:numFmt w:val="bullet"/>
+      <w:lvlText w:val=""/>
+      <w:lvlJc w:val="left"/>
+      <w:pPr>
+        <w:tabs>
+          <w:tab w:val="num" w:pos="5040"/>
+        </w:tabs>
+        <w:ind w:left="5040" w:hanging="360"/>
+      </w:pPr>
+      <w:rPr>
+        <w:rFonts w:ascii="Wingdings" w:hAnsi="Wingdings" w:hint="default"/>
+        <w:sz w:val="20"/>
+      </w:rPr>
+    </w:lvl>
+    <w:lvl w:ilvl="7" w:tentative="1">
+      <w:start w:val="1"/>
+      <w:numFmt w:val="bullet"/>
+      <w:lvlText w:val=""/>
+      <w:lvlJc w:val="left"/>
+      <w:pPr>
+        <w:tabs>
+          <w:tab w:val="num" w:pos="5760"/>
+        </w:tabs>
+        <w:ind w:left="5760" w:hanging="360"/>
+      </w:pPr>
+      <w:rPr>
+        <w:rFonts w:ascii="Wingdings" w:hAnsi="Wingdings" w:hint="default"/>
+        <w:sz w:val="20"/>
+      </w:rPr>
+    </w:lvl>
+    <w:lvl w:ilvl="8" w:tentative="1">
+      <w:start w:val="1"/>
+      <w:numFmt w:val="bullet"/>
+      <w:lvlText w:val=""/>
+      <w:lvlJc w:val="left"/>
+      <w:pPr>
+        <w:tabs>
+          <w:tab w:val="num" w:pos="6480"/>
+        </w:tabs>
+        <w:ind w:left="6480" w:hanging="360"/>
+      </w:pPr>
+      <w:rPr>
+        <w:rFonts w:ascii="Wingdings" w:hAnsi="Wingdings" w:hint="default"/>
+        <w:sz w:val="20"/>
+      </w:rPr>
+    </w:lvl>
+  </w:abstractNum>
+  <w:abstractNum w:abstractNumId="1" w15:restartNumberingAfterBreak="0">
+    <w:nsid w:val="14286D6E"/>
+    <w:multiLevelType w:val="multilevel"/>
+    <w:tmpl w:val="D8189746"/>
+    <w:lvl w:ilvl="0">
+      <w:start w:val="1"/>
+      <w:numFmt w:val="bullet"/>
+      <w:lvlText w:val=""/>
+      <w:lvlJc w:val="left"/>
+      <w:pPr>
+        <w:tabs>
+          <w:tab w:val="num" w:pos="720"/>
+        </w:tabs>
+        <w:ind w:left="720" w:hanging="360"/>
+      </w:pPr>
+      <w:rPr>
+        <w:rFonts w:ascii="Symbol" w:hAnsi="Symbol" w:hint="default"/>
+        <w:sz w:val="20"/>
+      </w:rPr>
+    </w:lvl>
+    <w:lvl w:ilvl="1" w:tentative="1">
+      <w:start w:val="1"/>
+      <w:numFmt w:val="bullet"/>
+      <w:lvlText w:val="o"/>
+      <w:lvlJc w:val="left"/>
+      <w:pPr>
+        <w:tabs>
+          <w:tab w:val="num" w:pos="1440"/>
+        </w:tabs>
+        <w:ind w:left="1440" w:hanging="360"/>
+      </w:pPr>
+      <w:rPr>
+        <w:rFonts w:ascii="Courier New" w:hAnsi="Courier New" w:hint="default"/>
+        <w:sz w:val="20"/>
+      </w:rPr>
+    </w:lvl>
+    <w:lvl w:ilvl="2" w:tentative="1">
+      <w:start w:val="1"/>
+      <w:numFmt w:val="bullet"/>
+      <w:lvlText w:val=""/>
+      <w:lvlJc w:val="left"/>
+      <w:pPr>
+        <w:tabs>
+          <w:tab w:val="num" w:pos="2160"/>
+        </w:tabs>
+        <w:ind w:left="2160" w:hanging="360"/>
+      </w:pPr>
+      <w:rPr>
+        <w:rFonts w:ascii="Wingdings" w:hAnsi="Wingdings" w:hint="default"/>
+        <w:sz w:val="20"/>
+      </w:rPr>
+    </w:lvl>
+    <w:lvl w:ilvl="3" w:tentative="1">
+      <w:start w:val="1"/>
+      <w:numFmt w:val="bullet"/>
+      <w:lvlText w:val=""/>
+      <w:lvlJc w:val="left"/>
+      <w:pPr>
+        <w:tabs>
+          <w:tab w:val="num" w:pos="2880"/>
+        </w:tabs>
+        <w:ind w:left="2880" w:hanging="360"/>
+      </w:pPr>
+      <w:rPr>
+        <w:rFonts w:ascii="Wingdings" w:hAnsi="Wingdings" w:hint="default"/>
+        <w:sz w:val="20"/>
+      </w:rPr>
+    </w:lvl>
+    <w:lvl w:ilvl="4" w:tentative="1">
+      <w:start w:val="1"/>
+      <w:numFmt w:val="bullet"/>
+      <w:lvlText w:val=""/>
+      <w:lvlJc w:val="left"/>
+      <w:pPr>
+        <w:tabs>
+          <w:tab w:val="num" w:pos="3600"/>
+        </w:tabs>
+        <w:ind w:left="3600" w:hanging="360"/>
+      </w:pPr>
+      <w:rPr>
+        <w:rFonts w:ascii="Wingdings" w:hAnsi="Wingdings" w:hint="default"/>
+        <w:sz w:val="20"/>
+      </w:rPr>
+    </w:lvl>
+    <w:lvl w:ilvl="5" w:tentative="1">
+      <w:start w:val="1"/>
+      <w:numFmt w:val="bullet"/>
+      <w:lvlText w:val=""/>
+      <w:lvlJc w:val="left"/>
+      <w:pPr>
+        <w:tabs>
+          <w:tab w:val="num" w:pos="4320"/>
+        </w:tabs>
+        <w:ind w:left="4320" w:hanging="360"/>
+      </w:pPr>
+      <w:rPr>
+        <w:rFonts w:ascii="Wingdings" w:hAnsi="Wingdings" w:hint="default"/>
+        <w:sz w:val="20"/>
+      </w:rPr>
+    </w:lvl>
+    <w:lvl w:ilvl="6" w:tentative="1">
+      <w:start w:val="1"/>
+      <w:numFmt w:val="bullet"/>
+      <w:lvlText w:val=""/>
+      <w:lvlJc w:val="left"/>
+      <w:pPr>
+        <w:tabs>
+          <w:tab w:val="num" w:pos="5040"/>
+        </w:tabs>
+        <w:ind w:left="5040" w:hanging="360"/>
+      </w:pPr>
+      <w:rPr>
+        <w:rFonts w:ascii="Wingdings" w:hAnsi="Wingdings" w:hint="default"/>
+        <w:sz w:val="20"/>
+      </w:rPr>
+    </w:lvl>
+    <w:lvl w:ilvl="7" w:tentative="1">
+      <w:start w:val="1"/>
+      <w:numFmt w:val="bullet"/>
+      <w:lvlText w:val=""/>
+      <w:lvlJc w:val="left"/>
+      <w:pPr>
+        <w:tabs>
+          <w:tab w:val="num" w:pos="5760"/>
+        </w:tabs>
+        <w:ind w:left="5760" w:hanging="360"/>
+      </w:pPr>
+      <w:rPr>
+        <w:rFonts w:ascii="Wingdings" w:hAnsi="Wingdings" w:hint="default"/>
+        <w:sz w:val="20"/>
+      </w:rPr>
+    </w:lvl>
+    <w:lvl w:ilvl="8" w:tentative="1">
+      <w:start w:val="1"/>
+      <w:numFmt w:val="bullet"/>
+      <w:lvlText w:val=""/>
+      <w:lvlJc w:val="left"/>
+      <w:pPr>
+        <w:tabs>
+          <w:tab w:val="num" w:pos="6480"/>
+        </w:tabs>
+        <w:ind w:left="6480" w:hanging="360"/>
+      </w:pPr>
+      <w:rPr>
+        <w:rFonts w:ascii="Wingdings" w:hAnsi="Wingdings" w:hint="default"/>
+        <w:sz w:val="20"/>
+      </w:rPr>
+    </w:lvl>
+  </w:abstractNum>
+  <w:abstractNum w:abstractNumId="2" w15:restartNumberingAfterBreak="0">
+    <w:nsid w:val="20EE0AB5"/>
+    <w:multiLevelType w:val="multilevel"/>
+    <w:tmpl w:val="016837DE"/>
+    <w:lvl w:ilvl="0">
+      <w:start w:val="1"/>
+      <w:numFmt w:val="bullet"/>
+      <w:lvlText w:val=""/>
+      <w:lvlJc w:val="left"/>
+      <w:pPr>
+        <w:tabs>
+          <w:tab w:val="num" w:pos="720"/>
+        </w:tabs>
+        <w:ind w:left="720" w:hanging="360"/>
+      </w:pPr>
+      <w:rPr>
+        <w:rFonts w:ascii="Symbol" w:hAnsi="Symbol" w:hint="default"/>
+        <w:sz w:val="20"/>
+      </w:rPr>
+    </w:lvl>
+    <w:lvl w:ilvl="1">
+      <w:start w:val="1"/>
+      <w:numFmt w:val="bullet"/>
+      <w:lvlText w:val="o"/>
+      <w:lvlJc w:val="left"/>
+      <w:pPr>
+        <w:tabs>
+          <w:tab w:val="num" w:pos="1440"/>
+        </w:tabs>
+        <w:ind w:left="1440" w:hanging="360"/>
+      </w:pPr>
+      <w:rPr>
+        <w:rFonts w:ascii="Courier New" w:hAnsi="Courier New" w:hint="default"/>
+        <w:sz w:val="20"/>
+      </w:rPr>
+    </w:lvl>
+    <w:lvl w:ilvl="2" w:tentative="1">
+      <w:start w:val="1"/>
+      <w:numFmt w:val="bullet"/>
+      <w:lvlText w:val=""/>
+      <w:lvlJc w:val="left"/>
+      <w:pPr>
+        <w:tabs>
+          <w:tab w:val="num" w:pos="2160"/>
+        </w:tabs>
+        <w:ind w:left="2160" w:hanging="360"/>
+      </w:pPr>
+      <w:rPr>
+        <w:rFonts w:ascii="Wingdings" w:hAnsi="Wingdings" w:hint="default"/>
+        <w:sz w:val="20"/>
+      </w:rPr>
+    </w:lvl>
+    <w:lvl w:ilvl="3" w:tentative="1">
+      <w:start w:val="1"/>
+      <w:numFmt w:val="bullet"/>
+      <w:lvlText w:val=""/>
+      <w:lvlJc w:val="left"/>
+      <w:pPr>
+        <w:tabs>
+          <w:tab w:val="num" w:pos="2880"/>
+        </w:tabs>
+        <w:ind w:left="2880" w:hanging="360"/>
+      </w:pPr>
+      <w:rPr>
+        <w:rFonts w:ascii="Wingdings" w:hAnsi="Wingdings" w:hint="default"/>
+        <w:sz w:val="20"/>
+      </w:rPr>
+    </w:lvl>
+    <w:lvl w:ilvl="4" w:tentative="1">
+      <w:start w:val="1"/>
+      <w:numFmt w:val="bullet"/>
+      <w:lvlText w:val=""/>
+      <w:lvlJc w:val="left"/>
+      <w:pPr>
+        <w:tabs>
+          <w:tab w:val="num" w:pos="3600"/>
+        </w:tabs>
+        <w:ind w:left="3600" w:hanging="360"/>
+      </w:pPr>
+      <w:rPr>
+        <w:rFonts w:ascii="Wingdings" w:hAnsi="Wingdings" w:hint="default"/>
+        <w:sz w:val="20"/>
+      </w:rPr>
+    </w:lvl>
+    <w:lvl w:ilvl="5" w:tentative="1">
+      <w:start w:val="1"/>
+      <w:numFmt w:val="bullet"/>
+      <w:lvlText w:val=""/>
+      <w:lvlJc w:val="left"/>
+      <w:pPr>
+        <w:tabs>
+          <w:tab w:val="num" w:pos="4320"/>
+        </w:tabs>
+        <w:ind w:left="4320" w:hanging="360"/>
+      </w:pPr>
+      <w:rPr>
+        <w:rFonts w:ascii="Wingdings" w:hAnsi="Wingdings" w:hint="default"/>
+        <w:sz w:val="20"/>
+      </w:rPr>
+    </w:lvl>
+    <w:lvl w:ilvl="6" w:tentative="1">
+      <w:start w:val="1"/>
+      <w:numFmt w:val="bullet"/>
+      <w:lvlText w:val=""/>
+      <w:lvlJc w:val="left"/>
+      <w:pPr>
+        <w:tabs>
+          <w:tab w:val="num" w:pos="5040"/>
+        </w:tabs>
+        <w:ind w:left="5040" w:hanging="360"/>
+      </w:pPr>
+      <w:rPr>
+        <w:rFonts w:ascii="Wingdings" w:hAnsi="Wingdings" w:hint="default"/>
+        <w:sz w:val="20"/>
+      </w:rPr>
+    </w:lvl>
+    <w:lvl w:ilvl="7" w:tentative="1">
+      <w:start w:val="1"/>
+      <w:numFmt w:val="bullet"/>
+      <w:lvlText w:val=""/>
+      <w:lvlJc w:val="left"/>
+      <w:pPr>
+        <w:tabs>
+          <w:tab w:val="num" w:pos="5760"/>
+        </w:tabs>
+        <w:ind w:left="5760" w:hanging="360"/>
+      </w:pPr>
+      <w:rPr>
+        <w:rFonts w:ascii="Wingdings" w:hAnsi="Wingdings" w:hint="default"/>
+        <w:sz w:val="20"/>
+      </w:rPr>
+    </w:lvl>
+    <w:lvl w:ilvl="8" w:tentative="1">
+      <w:start w:val="1"/>
+      <w:numFmt w:val="bullet"/>
+      <w:lvlText w:val=""/>
+      <w:lvlJc w:val="left"/>
+      <w:pPr>
+        <w:tabs>
+          <w:tab w:val="num" w:pos="6480"/>
+        </w:tabs>
+        <w:ind w:left="6480" w:hanging="360"/>
+      </w:pPr>
+      <w:rPr>
+        <w:rFonts w:ascii="Wingdings" w:hAnsi="Wingdings" w:hint="default"/>
+        <w:sz w:val="20"/>
+      </w:rPr>
+    </w:lvl>
+  </w:abstractNum>
+  <w:abstractNum w:abstractNumId="3" w15:restartNumberingAfterBreak="0">
     <w:nsid w:val="212C3E15"/>
     <w:multiLevelType w:val="multilevel"/>
     <w:tmpl w:val="F2286E82"/>
@@ -169,6 +1555,15 @@
     </w:lvl>
   </w:abstractNum>
   <w:num w:numId="1" w16cid:durableId="1741097101">
+    <w:abstractNumId w:val="3"/>
+  </w:num>
+  <w:num w:numId="2" w16cid:durableId="1907302682">
+    <w:abstractNumId w:val="1"/>
+  </w:num>
+  <w:num w:numId="3" w16cid:durableId="1392384390">
+    <w:abstractNumId w:val="2"/>
+  </w:num>
+  <w:num w:numId="4" w16cid:durableId="1314985935">
     <w:abstractNumId w:val="0"/>
   </w:num>
 </w:numbering>
@@ -1093,7 +2488,6 @@
     <w:name w:val="Normal (Web)"/>
     <w:basedOn w:val="Normal"/>
     <w:uiPriority w:val="99"/>
-    <w:semiHidden/>
     <w:unhideWhenUsed/>
     <w:rsid w:val="00BE0B78"/>
     <w:pPr>
@@ -1137,6 +2531,25 @@
         <w:insideV w:val="single" w:sz="4" w:space="0" w:color="auto"/>
       </w:tblBorders>
     </w:tblPr>
+  </w:style>
+  <w:style w:type="character" w:customStyle="1" w:styleId="icon-label">
+    <w:name w:val="icon-label"/>
+    <w:basedOn w:val="Fontepargpadro"/>
+    <w:rsid w:val="00BD3183"/>
+  </w:style>
+  <w:style w:type="paragraph" w:customStyle="1" w:styleId="p1">
+    <w:name w:val="p1"/>
+    <w:basedOn w:val="Normal"/>
+    <w:rsid w:val="00BD3183"/>
+    <w:pPr>
+      <w:spacing w:before="100" w:beforeAutospacing="1" w:after="100" w:afterAutospacing="1" w:line="240" w:lineRule="auto"/>
+    </w:pPr>
+    <w:rPr>
+      <w:rFonts w:ascii="Times New Roman" w:eastAsia="Times New Roman" w:hAnsi="Times New Roman" w:cs="Times New Roman"/>
+      <w:kern w:val="0"/>
+      <w:lang w:eastAsia="pt-BR"/>
+      <w14:ligatures w14:val="none"/>
+    </w:rPr>
   </w:style>
 </w:styles>
 </file>

--- a/3semestre/verificacao/TDE1-entrega1.docx
+++ b/3semestre/verificacao/TDE1-entrega1.docx
@@ -840,16 +840,14 @@
               <w:rPr>
                 <w:rFonts w:ascii="Arial" w:hAnsi="Arial" w:cs="Arial"/>
               </w:rPr>
-              <w:t xml:space="preserve">Número de </w:t>
+              <w:t>Número de méto</w:t>
             </w:r>
-            <w:proofErr w:type="spellStart"/>
             <w:r>
               <w:rPr>
                 <w:rFonts w:ascii="Arial" w:hAnsi="Arial" w:cs="Arial"/>
               </w:rPr>
-              <w:t>métofod</w:t>
+              <w:t>dos</w:t>
             </w:r>
-            <w:proofErr w:type="spellEnd"/>
           </w:p>
         </w:tc>
         <w:tc>
@@ -943,8 +941,32 @@
         <w:pStyle w:val="NormalWeb"/>
         <w:rPr>
           <w:rFonts w:ascii="Arial" w:hAnsi="Arial" w:cs="Arial"/>
-        </w:rPr>
-      </w:pPr>
+          <w:b/>
+          <w:bCs/>
+        </w:rPr>
+      </w:pPr>
+      <w:r>
+        <w:rPr>
+          <w:rFonts w:ascii="Arial" w:hAnsi="Arial" w:cs="Arial"/>
+          <w:b/>
+          <w:bCs/>
+        </w:rPr>
+        <w:t>1.4. Vídeo</w:t>
+      </w:r>
+    </w:p>
+    <w:p>
+      <w:pPr>
+        <w:pStyle w:val="NormalWeb"/>
+        <w:rPr>
+          <w:rFonts w:ascii="Arial" w:hAnsi="Arial" w:cs="Arial"/>
+        </w:rPr>
+      </w:pPr>
+      <w:r>
+        <w:rPr>
+          <w:rFonts w:ascii="Arial" w:hAnsi="Arial" w:cs="Arial"/>
+        </w:rPr>
+        <w:t>https://youtu.be/w4AiQV118yY</w:t>
+      </w:r>
     </w:p>
     <w:sectPr>
       <w:pgSz w:w="11906" w:h="16838"/>
@@ -2551,6 +2573,41 @@
       <w14:ligatures w14:val="none"/>
     </w:rPr>
   </w:style>
+  <w:style w:type="character" w:styleId="Hyperlink">
+    <w:name w:val="Hyperlink"/>
+    <w:basedOn w:val="Fontepargpadro"/>
+    <w:uiPriority w:val="99"/>
+    <w:unhideWhenUsed/>
+    <w:rsid w:val="00E4342D"/>
+    <w:rPr>
+      <w:color w:val="467886" w:themeColor="hyperlink"/>
+      <w:u w:val="single"/>
+    </w:rPr>
+  </w:style>
+  <w:style w:type="character" w:styleId="MenoPendente">
+    <w:name w:val="Unresolved Mention"/>
+    <w:basedOn w:val="Fontepargpadro"/>
+    <w:uiPriority w:val="99"/>
+    <w:semiHidden/>
+    <w:unhideWhenUsed/>
+    <w:rsid w:val="00E4342D"/>
+    <w:rPr>
+      <w:color w:val="605E5C"/>
+      <w:shd w:val="clear" w:color="auto" w:fill="E1DFDD"/>
+    </w:rPr>
+  </w:style>
+  <w:style w:type="character" w:styleId="HiperlinkVisitado">
+    <w:name w:val="FollowedHyperlink"/>
+    <w:basedOn w:val="Fontepargpadro"/>
+    <w:uiPriority w:val="99"/>
+    <w:semiHidden/>
+    <w:unhideWhenUsed/>
+    <w:rsid w:val="00E4342D"/>
+    <w:rPr>
+      <w:color w:val="96607D" w:themeColor="followedHyperlink"/>
+      <w:u w:val="single"/>
+    </w:rPr>
+  </w:style>
 </w:styles>
 </file>
 
